--- a/app/templates/PLI_M09.docx
+++ b/app/templates/PLI_M09.docx
@@ -26,25 +26,25 @@
         </w:tblBorders>
       </w:tblPr>
       <w:tblGrid>
-        <w:gridCol w:w="617"/>
-        <w:gridCol w:w="617"/>
-        <w:gridCol w:w="617"/>
-        <w:gridCol w:w="617"/>
-        <w:gridCol w:w="617"/>
-        <w:gridCol w:w="617"/>
-        <w:gridCol w:w="617"/>
-        <w:gridCol w:w="617"/>
-        <w:gridCol w:w="617"/>
-        <w:gridCol w:w="617"/>
-        <w:gridCol w:w="617"/>
-        <w:gridCol w:w="617"/>
-        <w:gridCol w:w="617"/>
-        <w:gridCol w:w="617"/>
+        <w:gridCol w:w="567"/>
+        <w:gridCol w:w="567"/>
+        <w:gridCol w:w="567"/>
+        <w:gridCol w:w="567"/>
+        <w:gridCol w:w="567"/>
+        <w:gridCol w:w="567"/>
+        <w:gridCol w:w="567"/>
+        <w:gridCol w:w="567"/>
+        <w:gridCol w:w="1267"/>
+        <w:gridCol w:w="567"/>
+        <w:gridCol w:w="567"/>
+        <w:gridCol w:w="567"/>
+        <w:gridCol w:w="567"/>
+        <w:gridCol w:w="567"/>
       </w:tblGrid>
       <w:tr>
         <w:tc>
           <w:tcPr>
-            <w:tcW w:type="dxa" w:w="617"/>
+            <w:tcW w:type="dxa" w:w="567"/>
           </w:tcPr>
           <w:p>
             <w:r>
@@ -57,7 +57,7 @@
         </w:tc>
         <w:tc>
           <w:tcPr>
-            <w:tcW w:type="dxa" w:w="617"/>
+            <w:tcW w:type="dxa" w:w="567"/>
           </w:tcPr>
           <w:p>
             <w:r>
@@ -70,7 +70,7 @@
         </w:tc>
         <w:tc>
           <w:tcPr>
-            <w:tcW w:type="dxa" w:w="617"/>
+            <w:tcW w:type="dxa" w:w="567"/>
           </w:tcPr>
           <w:p>
             <w:r>
@@ -83,7 +83,7 @@
         </w:tc>
         <w:tc>
           <w:tcPr>
-            <w:tcW w:type="dxa" w:w="617"/>
+            <w:tcW w:type="dxa" w:w="567"/>
           </w:tcPr>
           <w:p>
             <w:r>
@@ -96,7 +96,7 @@
         </w:tc>
         <w:tc>
           <w:tcPr>
-            <w:tcW w:type="dxa" w:w="617"/>
+            <w:tcW w:type="dxa" w:w="567"/>
           </w:tcPr>
           <w:p>
             <w:r>
@@ -109,7 +109,7 @@
         </w:tc>
         <w:tc>
           <w:tcPr>
-            <w:tcW w:type="dxa" w:w="617"/>
+            <w:tcW w:type="dxa" w:w="567"/>
           </w:tcPr>
           <w:p>
             <w:r>
@@ -122,7 +122,7 @@
         </w:tc>
         <w:tc>
           <w:tcPr>
-            <w:tcW w:type="dxa" w:w="617"/>
+            <w:tcW w:type="dxa" w:w="567"/>
           </w:tcPr>
           <w:p>
             <w:r>
@@ -135,7 +135,7 @@
         </w:tc>
         <w:tc>
           <w:tcPr>
-            <w:tcW w:type="dxa" w:w="617"/>
+            <w:tcW w:type="dxa" w:w="567"/>
           </w:tcPr>
           <w:p>
             <w:r>
@@ -148,7 +148,7 @@
         </w:tc>
         <w:tc>
           <w:tcPr>
-            <w:tcW w:type="dxa" w:w="617"/>
+            <w:tcW w:type="dxa" w:w="1267"/>
           </w:tcPr>
           <w:p>
             <w:r>
@@ -161,7 +161,7 @@
         </w:tc>
         <w:tc>
           <w:tcPr>
-            <w:tcW w:type="dxa" w:w="617"/>
+            <w:tcW w:type="dxa" w:w="567"/>
           </w:tcPr>
           <w:p>
             <w:r>
@@ -174,7 +174,7 @@
         </w:tc>
         <w:tc>
           <w:tcPr>
-            <w:tcW w:type="dxa" w:w="617"/>
+            <w:tcW w:type="dxa" w:w="567"/>
           </w:tcPr>
           <w:p>
             <w:r>
@@ -187,7 +187,7 @@
         </w:tc>
         <w:tc>
           <w:tcPr>
-            <w:tcW w:type="dxa" w:w="617"/>
+            <w:tcW w:type="dxa" w:w="567"/>
           </w:tcPr>
           <w:p>
             <w:r>
@@ -200,7 +200,7 @@
         </w:tc>
         <w:tc>
           <w:tcPr>
-            <w:tcW w:type="dxa" w:w="617"/>
+            <w:tcW w:type="dxa" w:w="567"/>
           </w:tcPr>
           <w:p>
             <w:r>
@@ -213,7 +213,7 @@
         </w:tc>
         <w:tc>
           <w:tcPr>
-            <w:tcW w:type="dxa" w:w="617"/>
+            <w:tcW w:type="dxa" w:w="567"/>
           </w:tcPr>
           <w:p>
             <w:r>
@@ -228,85 +228,85 @@
       <w:tr>
         <w:tc>
           <w:tcPr>
-            <w:tcW w:type="dxa" w:w="617"/>
-          </w:tcPr>
-          <w:p/>
-        </w:tc>
-        <w:tc>
-          <w:tcPr>
-            <w:tcW w:type="dxa" w:w="617"/>
-          </w:tcPr>
-          <w:p/>
-        </w:tc>
-        <w:tc>
-          <w:tcPr>
-            <w:tcW w:type="dxa" w:w="617"/>
-          </w:tcPr>
-          <w:p/>
-        </w:tc>
-        <w:tc>
-          <w:tcPr>
-            <w:tcW w:type="dxa" w:w="617"/>
-          </w:tcPr>
-          <w:p/>
-        </w:tc>
-        <w:tc>
-          <w:tcPr>
-            <w:tcW w:type="dxa" w:w="617"/>
-          </w:tcPr>
-          <w:p/>
-        </w:tc>
-        <w:tc>
-          <w:tcPr>
-            <w:tcW w:type="dxa" w:w="617"/>
-          </w:tcPr>
-          <w:p/>
-        </w:tc>
-        <w:tc>
-          <w:tcPr>
-            <w:tcW w:type="dxa" w:w="617"/>
-          </w:tcPr>
-          <w:p/>
-        </w:tc>
-        <w:tc>
-          <w:tcPr>
-            <w:tcW w:type="dxa" w:w="617"/>
-          </w:tcPr>
-          <w:p/>
-        </w:tc>
-        <w:tc>
-          <w:tcPr>
-            <w:tcW w:type="dxa" w:w="617"/>
-          </w:tcPr>
-          <w:p/>
-        </w:tc>
-        <w:tc>
-          <w:tcPr>
-            <w:tcW w:type="dxa" w:w="617"/>
-          </w:tcPr>
-          <w:p/>
-        </w:tc>
-        <w:tc>
-          <w:tcPr>
-            <w:tcW w:type="dxa" w:w="617"/>
-          </w:tcPr>
-          <w:p/>
-        </w:tc>
-        <w:tc>
-          <w:tcPr>
-            <w:tcW w:type="dxa" w:w="617"/>
-          </w:tcPr>
-          <w:p/>
-        </w:tc>
-        <w:tc>
-          <w:tcPr>
-            <w:tcW w:type="dxa" w:w="617"/>
-          </w:tcPr>
-          <w:p/>
-        </w:tc>
-        <w:tc>
-          <w:tcPr>
-            <w:tcW w:type="dxa" w:w="617"/>
+            <w:tcW w:type="dxa" w:w="567"/>
+          </w:tcPr>
+          <w:p/>
+        </w:tc>
+        <w:tc>
+          <w:tcPr>
+            <w:tcW w:type="dxa" w:w="567"/>
+          </w:tcPr>
+          <w:p/>
+        </w:tc>
+        <w:tc>
+          <w:tcPr>
+            <w:tcW w:type="dxa" w:w="567"/>
+          </w:tcPr>
+          <w:p/>
+        </w:tc>
+        <w:tc>
+          <w:tcPr>
+            <w:tcW w:type="dxa" w:w="567"/>
+          </w:tcPr>
+          <w:p/>
+        </w:tc>
+        <w:tc>
+          <w:tcPr>
+            <w:tcW w:type="dxa" w:w="567"/>
+          </w:tcPr>
+          <w:p/>
+        </w:tc>
+        <w:tc>
+          <w:tcPr>
+            <w:tcW w:type="dxa" w:w="567"/>
+          </w:tcPr>
+          <w:p/>
+        </w:tc>
+        <w:tc>
+          <w:tcPr>
+            <w:tcW w:type="dxa" w:w="567"/>
+          </w:tcPr>
+          <w:p/>
+        </w:tc>
+        <w:tc>
+          <w:tcPr>
+            <w:tcW w:type="dxa" w:w="567"/>
+          </w:tcPr>
+          <w:p/>
+        </w:tc>
+        <w:tc>
+          <w:tcPr>
+            <w:tcW w:type="dxa" w:w="1267"/>
+          </w:tcPr>
+          <w:p/>
+        </w:tc>
+        <w:tc>
+          <w:tcPr>
+            <w:tcW w:type="dxa" w:w="567"/>
+          </w:tcPr>
+          <w:p/>
+        </w:tc>
+        <w:tc>
+          <w:tcPr>
+            <w:tcW w:type="dxa" w:w="567"/>
+          </w:tcPr>
+          <w:p/>
+        </w:tc>
+        <w:tc>
+          <w:tcPr>
+            <w:tcW w:type="dxa" w:w="567"/>
+          </w:tcPr>
+          <w:p/>
+        </w:tc>
+        <w:tc>
+          <w:tcPr>
+            <w:tcW w:type="dxa" w:w="567"/>
+          </w:tcPr>
+          <w:p/>
+        </w:tc>
+        <w:tc>
+          <w:tcPr>
+            <w:tcW w:type="dxa" w:w="567"/>
           </w:tcPr>
           <w:p/>
         </w:tc>
@@ -314,85 +314,85 @@
       <w:tr>
         <w:tc>
           <w:tcPr>
-            <w:tcW w:type="dxa" w:w="617"/>
-          </w:tcPr>
-          <w:p/>
-        </w:tc>
-        <w:tc>
-          <w:tcPr>
-            <w:tcW w:type="dxa" w:w="617"/>
-          </w:tcPr>
-          <w:p/>
-        </w:tc>
-        <w:tc>
-          <w:tcPr>
-            <w:tcW w:type="dxa" w:w="617"/>
-          </w:tcPr>
-          <w:p/>
-        </w:tc>
-        <w:tc>
-          <w:tcPr>
-            <w:tcW w:type="dxa" w:w="617"/>
-          </w:tcPr>
-          <w:p/>
-        </w:tc>
-        <w:tc>
-          <w:tcPr>
-            <w:tcW w:type="dxa" w:w="617"/>
-          </w:tcPr>
-          <w:p/>
-        </w:tc>
-        <w:tc>
-          <w:tcPr>
-            <w:tcW w:type="dxa" w:w="617"/>
-          </w:tcPr>
-          <w:p/>
-        </w:tc>
-        <w:tc>
-          <w:tcPr>
-            <w:tcW w:type="dxa" w:w="617"/>
-          </w:tcPr>
-          <w:p/>
-        </w:tc>
-        <w:tc>
-          <w:tcPr>
-            <w:tcW w:type="dxa" w:w="617"/>
-          </w:tcPr>
-          <w:p/>
-        </w:tc>
-        <w:tc>
-          <w:tcPr>
-            <w:tcW w:type="dxa" w:w="617"/>
-          </w:tcPr>
-          <w:p/>
-        </w:tc>
-        <w:tc>
-          <w:tcPr>
-            <w:tcW w:type="dxa" w:w="617"/>
-          </w:tcPr>
-          <w:p/>
-        </w:tc>
-        <w:tc>
-          <w:tcPr>
-            <w:tcW w:type="dxa" w:w="617"/>
-          </w:tcPr>
-          <w:p/>
-        </w:tc>
-        <w:tc>
-          <w:tcPr>
-            <w:tcW w:type="dxa" w:w="617"/>
-          </w:tcPr>
-          <w:p/>
-        </w:tc>
-        <w:tc>
-          <w:tcPr>
-            <w:tcW w:type="dxa" w:w="617"/>
-          </w:tcPr>
-          <w:p/>
-        </w:tc>
-        <w:tc>
-          <w:tcPr>
-            <w:tcW w:type="dxa" w:w="617"/>
+            <w:tcW w:type="dxa" w:w="567"/>
+          </w:tcPr>
+          <w:p/>
+        </w:tc>
+        <w:tc>
+          <w:tcPr>
+            <w:tcW w:type="dxa" w:w="567"/>
+          </w:tcPr>
+          <w:p/>
+        </w:tc>
+        <w:tc>
+          <w:tcPr>
+            <w:tcW w:type="dxa" w:w="567"/>
+          </w:tcPr>
+          <w:p/>
+        </w:tc>
+        <w:tc>
+          <w:tcPr>
+            <w:tcW w:type="dxa" w:w="567"/>
+          </w:tcPr>
+          <w:p/>
+        </w:tc>
+        <w:tc>
+          <w:tcPr>
+            <w:tcW w:type="dxa" w:w="567"/>
+          </w:tcPr>
+          <w:p/>
+        </w:tc>
+        <w:tc>
+          <w:tcPr>
+            <w:tcW w:type="dxa" w:w="567"/>
+          </w:tcPr>
+          <w:p/>
+        </w:tc>
+        <w:tc>
+          <w:tcPr>
+            <w:tcW w:type="dxa" w:w="567"/>
+          </w:tcPr>
+          <w:p/>
+        </w:tc>
+        <w:tc>
+          <w:tcPr>
+            <w:tcW w:type="dxa" w:w="567"/>
+          </w:tcPr>
+          <w:p/>
+        </w:tc>
+        <w:tc>
+          <w:tcPr>
+            <w:tcW w:type="dxa" w:w="1267"/>
+          </w:tcPr>
+          <w:p/>
+        </w:tc>
+        <w:tc>
+          <w:tcPr>
+            <w:tcW w:type="dxa" w:w="567"/>
+          </w:tcPr>
+          <w:p/>
+        </w:tc>
+        <w:tc>
+          <w:tcPr>
+            <w:tcW w:type="dxa" w:w="567"/>
+          </w:tcPr>
+          <w:p/>
+        </w:tc>
+        <w:tc>
+          <w:tcPr>
+            <w:tcW w:type="dxa" w:w="567"/>
+          </w:tcPr>
+          <w:p/>
+        </w:tc>
+        <w:tc>
+          <w:tcPr>
+            <w:tcW w:type="dxa" w:w="567"/>
+          </w:tcPr>
+          <w:p/>
+        </w:tc>
+        <w:tc>
+          <w:tcPr>
+            <w:tcW w:type="dxa" w:w="567"/>
           </w:tcPr>
           <w:p/>
         </w:tc>
@@ -400,85 +400,85 @@
       <w:tr>
         <w:tc>
           <w:tcPr>
-            <w:tcW w:type="dxa" w:w="617"/>
-          </w:tcPr>
-          <w:p/>
-        </w:tc>
-        <w:tc>
-          <w:tcPr>
-            <w:tcW w:type="dxa" w:w="617"/>
-          </w:tcPr>
-          <w:p/>
-        </w:tc>
-        <w:tc>
-          <w:tcPr>
-            <w:tcW w:type="dxa" w:w="617"/>
-          </w:tcPr>
-          <w:p/>
-        </w:tc>
-        <w:tc>
-          <w:tcPr>
-            <w:tcW w:type="dxa" w:w="617"/>
-          </w:tcPr>
-          <w:p/>
-        </w:tc>
-        <w:tc>
-          <w:tcPr>
-            <w:tcW w:type="dxa" w:w="617"/>
-          </w:tcPr>
-          <w:p/>
-        </w:tc>
-        <w:tc>
-          <w:tcPr>
-            <w:tcW w:type="dxa" w:w="617"/>
-          </w:tcPr>
-          <w:p/>
-        </w:tc>
-        <w:tc>
-          <w:tcPr>
-            <w:tcW w:type="dxa" w:w="617"/>
-          </w:tcPr>
-          <w:p/>
-        </w:tc>
-        <w:tc>
-          <w:tcPr>
-            <w:tcW w:type="dxa" w:w="617"/>
-          </w:tcPr>
-          <w:p/>
-        </w:tc>
-        <w:tc>
-          <w:tcPr>
-            <w:tcW w:type="dxa" w:w="617"/>
-          </w:tcPr>
-          <w:p/>
-        </w:tc>
-        <w:tc>
-          <w:tcPr>
-            <w:tcW w:type="dxa" w:w="617"/>
-          </w:tcPr>
-          <w:p/>
-        </w:tc>
-        <w:tc>
-          <w:tcPr>
-            <w:tcW w:type="dxa" w:w="617"/>
-          </w:tcPr>
-          <w:p/>
-        </w:tc>
-        <w:tc>
-          <w:tcPr>
-            <w:tcW w:type="dxa" w:w="617"/>
-          </w:tcPr>
-          <w:p/>
-        </w:tc>
-        <w:tc>
-          <w:tcPr>
-            <w:tcW w:type="dxa" w:w="617"/>
-          </w:tcPr>
-          <w:p/>
-        </w:tc>
-        <w:tc>
-          <w:tcPr>
-            <w:tcW w:type="dxa" w:w="617"/>
+            <w:tcW w:type="dxa" w:w="567"/>
+          </w:tcPr>
+          <w:p/>
+        </w:tc>
+        <w:tc>
+          <w:tcPr>
+            <w:tcW w:type="dxa" w:w="567"/>
+          </w:tcPr>
+          <w:p/>
+        </w:tc>
+        <w:tc>
+          <w:tcPr>
+            <w:tcW w:type="dxa" w:w="567"/>
+          </w:tcPr>
+          <w:p/>
+        </w:tc>
+        <w:tc>
+          <w:tcPr>
+            <w:tcW w:type="dxa" w:w="567"/>
+          </w:tcPr>
+          <w:p/>
+        </w:tc>
+        <w:tc>
+          <w:tcPr>
+            <w:tcW w:type="dxa" w:w="567"/>
+          </w:tcPr>
+          <w:p/>
+        </w:tc>
+        <w:tc>
+          <w:tcPr>
+            <w:tcW w:type="dxa" w:w="567"/>
+          </w:tcPr>
+          <w:p/>
+        </w:tc>
+        <w:tc>
+          <w:tcPr>
+            <w:tcW w:type="dxa" w:w="567"/>
+          </w:tcPr>
+          <w:p/>
+        </w:tc>
+        <w:tc>
+          <w:tcPr>
+            <w:tcW w:type="dxa" w:w="567"/>
+          </w:tcPr>
+          <w:p/>
+        </w:tc>
+        <w:tc>
+          <w:tcPr>
+            <w:tcW w:type="dxa" w:w="1267"/>
+          </w:tcPr>
+          <w:p/>
+        </w:tc>
+        <w:tc>
+          <w:tcPr>
+            <w:tcW w:type="dxa" w:w="567"/>
+          </w:tcPr>
+          <w:p/>
+        </w:tc>
+        <w:tc>
+          <w:tcPr>
+            <w:tcW w:type="dxa" w:w="567"/>
+          </w:tcPr>
+          <w:p/>
+        </w:tc>
+        <w:tc>
+          <w:tcPr>
+            <w:tcW w:type="dxa" w:w="567"/>
+          </w:tcPr>
+          <w:p/>
+        </w:tc>
+        <w:tc>
+          <w:tcPr>
+            <w:tcW w:type="dxa" w:w="567"/>
+          </w:tcPr>
+          <w:p/>
+        </w:tc>
+        <w:tc>
+          <w:tcPr>
+            <w:tcW w:type="dxa" w:w="567"/>
           </w:tcPr>
           <w:p/>
         </w:tc>
@@ -486,85 +486,85 @@
       <w:tr>
         <w:tc>
           <w:tcPr>
-            <w:tcW w:type="dxa" w:w="617"/>
-          </w:tcPr>
-          <w:p/>
-        </w:tc>
-        <w:tc>
-          <w:tcPr>
-            <w:tcW w:type="dxa" w:w="617"/>
-          </w:tcPr>
-          <w:p/>
-        </w:tc>
-        <w:tc>
-          <w:tcPr>
-            <w:tcW w:type="dxa" w:w="617"/>
-          </w:tcPr>
-          <w:p/>
-        </w:tc>
-        <w:tc>
-          <w:tcPr>
-            <w:tcW w:type="dxa" w:w="617"/>
-          </w:tcPr>
-          <w:p/>
-        </w:tc>
-        <w:tc>
-          <w:tcPr>
-            <w:tcW w:type="dxa" w:w="617"/>
-          </w:tcPr>
-          <w:p/>
-        </w:tc>
-        <w:tc>
-          <w:tcPr>
-            <w:tcW w:type="dxa" w:w="617"/>
-          </w:tcPr>
-          <w:p/>
-        </w:tc>
-        <w:tc>
-          <w:tcPr>
-            <w:tcW w:type="dxa" w:w="617"/>
-          </w:tcPr>
-          <w:p/>
-        </w:tc>
-        <w:tc>
-          <w:tcPr>
-            <w:tcW w:type="dxa" w:w="617"/>
-          </w:tcPr>
-          <w:p/>
-        </w:tc>
-        <w:tc>
-          <w:tcPr>
-            <w:tcW w:type="dxa" w:w="617"/>
-          </w:tcPr>
-          <w:p/>
-        </w:tc>
-        <w:tc>
-          <w:tcPr>
-            <w:tcW w:type="dxa" w:w="617"/>
-          </w:tcPr>
-          <w:p/>
-        </w:tc>
-        <w:tc>
-          <w:tcPr>
-            <w:tcW w:type="dxa" w:w="617"/>
-          </w:tcPr>
-          <w:p/>
-        </w:tc>
-        <w:tc>
-          <w:tcPr>
-            <w:tcW w:type="dxa" w:w="617"/>
-          </w:tcPr>
-          <w:p/>
-        </w:tc>
-        <w:tc>
-          <w:tcPr>
-            <w:tcW w:type="dxa" w:w="617"/>
-          </w:tcPr>
-          <w:p/>
-        </w:tc>
-        <w:tc>
-          <w:tcPr>
-            <w:tcW w:type="dxa" w:w="617"/>
+            <w:tcW w:type="dxa" w:w="567"/>
+          </w:tcPr>
+          <w:p/>
+        </w:tc>
+        <w:tc>
+          <w:tcPr>
+            <w:tcW w:type="dxa" w:w="567"/>
+          </w:tcPr>
+          <w:p/>
+        </w:tc>
+        <w:tc>
+          <w:tcPr>
+            <w:tcW w:type="dxa" w:w="567"/>
+          </w:tcPr>
+          <w:p/>
+        </w:tc>
+        <w:tc>
+          <w:tcPr>
+            <w:tcW w:type="dxa" w:w="567"/>
+          </w:tcPr>
+          <w:p/>
+        </w:tc>
+        <w:tc>
+          <w:tcPr>
+            <w:tcW w:type="dxa" w:w="567"/>
+          </w:tcPr>
+          <w:p/>
+        </w:tc>
+        <w:tc>
+          <w:tcPr>
+            <w:tcW w:type="dxa" w:w="567"/>
+          </w:tcPr>
+          <w:p/>
+        </w:tc>
+        <w:tc>
+          <w:tcPr>
+            <w:tcW w:type="dxa" w:w="567"/>
+          </w:tcPr>
+          <w:p/>
+        </w:tc>
+        <w:tc>
+          <w:tcPr>
+            <w:tcW w:type="dxa" w:w="567"/>
+          </w:tcPr>
+          <w:p/>
+        </w:tc>
+        <w:tc>
+          <w:tcPr>
+            <w:tcW w:type="dxa" w:w="1267"/>
+          </w:tcPr>
+          <w:p/>
+        </w:tc>
+        <w:tc>
+          <w:tcPr>
+            <w:tcW w:type="dxa" w:w="567"/>
+          </w:tcPr>
+          <w:p/>
+        </w:tc>
+        <w:tc>
+          <w:tcPr>
+            <w:tcW w:type="dxa" w:w="567"/>
+          </w:tcPr>
+          <w:p/>
+        </w:tc>
+        <w:tc>
+          <w:tcPr>
+            <w:tcW w:type="dxa" w:w="567"/>
+          </w:tcPr>
+          <w:p/>
+        </w:tc>
+        <w:tc>
+          <w:tcPr>
+            <w:tcW w:type="dxa" w:w="567"/>
+          </w:tcPr>
+          <w:p/>
+        </w:tc>
+        <w:tc>
+          <w:tcPr>
+            <w:tcW w:type="dxa" w:w="567"/>
           </w:tcPr>
           <w:p/>
         </w:tc>
@@ -572,7 +572,7 @@
       <w:tr>
         <w:tc>
           <w:tcPr>
-            <w:tcW w:type="dxa" w:w="617"/>
+            <w:tcW w:type="dxa" w:w="567"/>
           </w:tcPr>
           <w:p>
             <w:r>
@@ -582,7 +582,7 @@
         </w:tc>
         <w:tc>
           <w:tcPr>
-            <w:tcW w:type="dxa" w:w="617"/>
+            <w:tcW w:type="dxa" w:w="567"/>
           </w:tcPr>
           <w:p>
             <w:r>
@@ -592,7 +592,7 @@
         </w:tc>
         <w:tc>
           <w:tcPr>
-            <w:tcW w:type="dxa" w:w="617"/>
+            <w:tcW w:type="dxa" w:w="567"/>
           </w:tcPr>
           <w:p>
             <w:r>
@@ -602,7 +602,7 @@
         </w:tc>
         <w:tc>
           <w:tcPr>
-            <w:tcW w:type="dxa" w:w="617"/>
+            <w:tcW w:type="dxa" w:w="567"/>
           </w:tcPr>
           <w:p>
             <w:r>
@@ -612,7 +612,7 @@
         </w:tc>
         <w:tc>
           <w:tcPr>
-            <w:tcW w:type="dxa" w:w="617"/>
+            <w:tcW w:type="dxa" w:w="567"/>
           </w:tcPr>
           <w:p>
             <w:r>
@@ -622,7 +622,7 @@
         </w:tc>
         <w:tc>
           <w:tcPr>
-            <w:tcW w:type="dxa" w:w="617"/>
+            <w:tcW w:type="dxa" w:w="567"/>
           </w:tcPr>
           <w:p>
             <w:r>
@@ -632,7 +632,7 @@
         </w:tc>
         <w:tc>
           <w:tcPr>
-            <w:tcW w:type="dxa" w:w="617"/>
+            <w:tcW w:type="dxa" w:w="567"/>
           </w:tcPr>
           <w:p>
             <w:r>
@@ -642,7 +642,7 @@
         </w:tc>
         <w:tc>
           <w:tcPr>
-            <w:tcW w:type="dxa" w:w="617"/>
+            <w:tcW w:type="dxa" w:w="567"/>
           </w:tcPr>
           <w:p>
             <w:r>
@@ -652,7 +652,7 @@
         </w:tc>
         <w:tc>
           <w:tcPr>
-            <w:tcW w:type="dxa" w:w="617"/>
+            <w:tcW w:type="dxa" w:w="1267"/>
           </w:tcPr>
           <w:p>
             <w:r>
@@ -662,7 +662,7 @@
         </w:tc>
         <w:tc>
           <w:tcPr>
-            <w:tcW w:type="dxa" w:w="617"/>
+            <w:tcW w:type="dxa" w:w="567"/>
           </w:tcPr>
           <w:p>
             <w:r>
@@ -672,7 +672,7 @@
         </w:tc>
         <w:tc>
           <w:tcPr>
-            <w:tcW w:type="dxa" w:w="617"/>
+            <w:tcW w:type="dxa" w:w="567"/>
           </w:tcPr>
           <w:p>
             <w:r>
@@ -682,7 +682,7 @@
         </w:tc>
         <w:tc>
           <w:tcPr>
-            <w:tcW w:type="dxa" w:w="617"/>
+            <w:tcW w:type="dxa" w:w="567"/>
           </w:tcPr>
           <w:p>
             <w:r>
@@ -692,7 +692,7 @@
         </w:tc>
         <w:tc>
           <w:tcPr>
-            <w:tcW w:type="dxa" w:w="617"/>
+            <w:tcW w:type="dxa" w:w="567"/>
           </w:tcPr>
           <w:p>
             <w:r>
@@ -702,7 +702,7 @@
         </w:tc>
         <w:tc>
           <w:tcPr>
-            <w:tcW w:type="dxa" w:w="617"/>
+            <w:tcW w:type="dxa" w:w="567"/>
           </w:tcPr>
           <w:p>
             <w:r>

--- a/app/templates/PLI_M09.docx
+++ b/app/templates/PLI_M09.docx
@@ -891,7 +891,7 @@
           <w:sz w:val="24"/>
           <w:sz-cs w:val="24"/>
         </w:rPr>
-        <w:t>Họ, chữ đệm và tên Giám đốc/Tổng giám đốc:{gd.ho_ten}</w:t>
+        <w:t>Họ, chữ đệm và tên Giám đốc/Tổng giám đốc: {gd.ho_ten}</w:t>
       </w:r>
     </w:p>
     <w:p>
@@ -943,7 +943,7 @@
           <w:sz w:val="24"/>
           <w:sz-cs w:val="24"/>
         </w:rPr>
-        <w:t>Điện thoại:{gd.dien_thoai}</w:t>
+        <w:t>Điện thoại: {gd.dien_thoai}</w:t>
       </w:r>
     </w:p>
     <w:p>
@@ -1000,7 +1000,7 @@
           <w:sz w:val="24"/>
           <w:sz-cs w:val="24"/>
         </w:rPr>
-        <w:t>Họ, chữ đệm và tên Kế toán trưởng/Phụ trách kế toán:{kt.ho_ten}</w:t>
+        <w:t>Họ, chữ đệm và tên Kế toán trưởng/Phụ trách kế toán: {kt.ho_ten}</w:t>
       </w:r>
     </w:p>
     <w:p>
@@ -1052,7 +1052,7 @@
           <w:sz w:val="24"/>
           <w:sz-cs w:val="24"/>
         </w:rPr>
-        <w:t>Điện thoại:{kt.dien_thoai}</w:t>
+        <w:t>Điện thoại: {kt.dien_thoai}</w:t>
       </w:r>
     </w:p>
     <w:p>
@@ -1165,7 +1165,7 @@
           <w:sz w:val="24"/>
           <w:sz-cs w:val="24"/>
         </w:rPr>
-        <w:t>): {dien_thoai_lien_he}Số fax (</w:t>
+        <w:t>): {dien_thoai_lien_he} Số fax (</w:t>
       </w:r>
       <w:r>
         <w:rPr>
@@ -1182,7 +1182,7 @@
           <w:sz w:val="24"/>
           <w:sz-cs w:val="24"/>
         </w:rPr>
-        <w:t>):{fax}</w:t>
+        <w:t>): {fax}</w:t>
       </w:r>
     </w:p>
     <w:p>
@@ -1212,7 +1212,7 @@
           <w:sz w:val="24"/>
           <w:sz-cs w:val="24"/>
         </w:rPr>
-        <w:t>):{email_tru_so}</w:t>
+        <w:t>): {email_tru_so}</w:t>
       </w:r>
     </w:p>
     <w:p>

--- a/app/templates/PLI_M09.docx
+++ b/app/templates/PLI_M09.docx
@@ -12,9 +12,22 @@
         <w:t>Mẫu số 9</w:t>
       </w:r>
     </w:p>
+    <w:p>
+      <w:pPr>
+        <w:spacing w:before="0" w:after="0" w:line="20" w:lineRule="exact"/>
+        <w:rPr>
+          <w:sz w:val="2"/>
+          <w:szCs w:val="2"/>
+        </w:rPr>
+        <w:sectPr>
+          <w:pgSz w:w="12240" w:h="15840"/>
+          <w:pgMar w:top="1440" w:right="1800" w:bottom="1440" w:left="1800"/>
+        </w:sectPr>
+      </w:pPr>
+    </w:p>
     <w:tbl>
       <w:tblPr>
-        <w:tblW w:type="auto" w:w="0"/>
+        <w:tblW w:type="dxa" w:w="14400"/>
         <w:tblLook w:firstColumn="1" w:firstRow="1" w:lastColumn="0" w:lastRow="0" w:noHBand="0" w:noVBand="1" w:val="04A0"/>
         <w:tblBorders>
           <w:top w:val="single" w:sz="4" w:color="000000"/>
@@ -26,25 +39,25 @@
         </w:tblBorders>
       </w:tblPr>
       <w:tblGrid>
-        <w:gridCol w:w="567"/>
-        <w:gridCol w:w="567"/>
-        <w:gridCol w:w="567"/>
-        <w:gridCol w:w="567"/>
-        <w:gridCol w:w="567"/>
-        <w:gridCol w:w="567"/>
-        <w:gridCol w:w="567"/>
-        <w:gridCol w:w="567"/>
-        <w:gridCol w:w="1267"/>
-        <w:gridCol w:w="567"/>
-        <w:gridCol w:w="567"/>
-        <w:gridCol w:w="567"/>
-        <w:gridCol w:w="567"/>
-        <w:gridCol w:w="567"/>
+        <w:gridCol w:w="900"/>
+        <w:gridCol w:w="900"/>
+        <w:gridCol w:w="900"/>
+        <w:gridCol w:w="900"/>
+        <w:gridCol w:w="1018"/>
+        <w:gridCol w:w="900"/>
+        <w:gridCol w:w="900"/>
+        <w:gridCol w:w="900"/>
+        <w:gridCol w:w="2582"/>
+        <w:gridCol w:w="900"/>
+        <w:gridCol w:w="900"/>
+        <w:gridCol w:w="900"/>
+        <w:gridCol w:w="900"/>
+        <w:gridCol w:w="900"/>
       </w:tblGrid>
       <w:tr>
         <w:tc>
           <w:tcPr>
-            <w:tcW w:type="dxa" w:w="567"/>
+            <w:tcW w:type="dxa" w:w="900"/>
           </w:tcPr>
           <w:p>
             <w:r>
@@ -57,7 +70,7 @@
         </w:tc>
         <w:tc>
           <w:tcPr>
-            <w:tcW w:type="dxa" w:w="567"/>
+            <w:tcW w:type="dxa" w:w="900"/>
           </w:tcPr>
           <w:p>
             <w:r>
@@ -70,7 +83,7 @@
         </w:tc>
         <w:tc>
           <w:tcPr>
-            <w:tcW w:type="dxa" w:w="567"/>
+            <w:tcW w:type="dxa" w:w="900"/>
           </w:tcPr>
           <w:p>
             <w:r>
@@ -83,7 +96,7 @@
         </w:tc>
         <w:tc>
           <w:tcPr>
-            <w:tcW w:type="dxa" w:w="567"/>
+            <w:tcW w:type="dxa" w:w="900"/>
           </w:tcPr>
           <w:p>
             <w:r>
@@ -96,7 +109,7 @@
         </w:tc>
         <w:tc>
           <w:tcPr>
-            <w:tcW w:type="dxa" w:w="567"/>
+            <w:tcW w:type="dxa" w:w="1018"/>
           </w:tcPr>
           <w:p>
             <w:r>
@@ -109,7 +122,7 @@
         </w:tc>
         <w:tc>
           <w:tcPr>
-            <w:tcW w:type="dxa" w:w="567"/>
+            <w:tcW w:type="dxa" w:w="900"/>
           </w:tcPr>
           <w:p>
             <w:r>
@@ -122,7 +135,7 @@
         </w:tc>
         <w:tc>
           <w:tcPr>
-            <w:tcW w:type="dxa" w:w="567"/>
+            <w:tcW w:type="dxa" w:w="900"/>
           </w:tcPr>
           <w:p>
             <w:r>
@@ -135,7 +148,7 @@
         </w:tc>
         <w:tc>
           <w:tcPr>
-            <w:tcW w:type="dxa" w:w="567"/>
+            <w:tcW w:type="dxa" w:w="900"/>
           </w:tcPr>
           <w:p>
             <w:r>
@@ -148,7 +161,7 @@
         </w:tc>
         <w:tc>
           <w:tcPr>
-            <w:tcW w:type="dxa" w:w="1267"/>
+            <w:tcW w:type="dxa" w:w="2582"/>
           </w:tcPr>
           <w:p>
             <w:r>
@@ -161,7 +174,7 @@
         </w:tc>
         <w:tc>
           <w:tcPr>
-            <w:tcW w:type="dxa" w:w="567"/>
+            <w:tcW w:type="dxa" w:w="900"/>
           </w:tcPr>
           <w:p>
             <w:r>
@@ -174,7 +187,7 @@
         </w:tc>
         <w:tc>
           <w:tcPr>
-            <w:tcW w:type="dxa" w:w="567"/>
+            <w:tcW w:type="dxa" w:w="900"/>
           </w:tcPr>
           <w:p>
             <w:r>
@@ -187,7 +200,7 @@
         </w:tc>
         <w:tc>
           <w:tcPr>
-            <w:tcW w:type="dxa" w:w="567"/>
+            <w:tcW w:type="dxa" w:w="900"/>
           </w:tcPr>
           <w:p>
             <w:r>
@@ -200,7 +213,7 @@
         </w:tc>
         <w:tc>
           <w:tcPr>
-            <w:tcW w:type="dxa" w:w="567"/>
+            <w:tcW w:type="dxa" w:w="900"/>
           </w:tcPr>
           <w:p>
             <w:r>
@@ -213,7 +226,7 @@
         </w:tc>
         <w:tc>
           <w:tcPr>
-            <w:tcW w:type="dxa" w:w="567"/>
+            <w:tcW w:type="dxa" w:w="900"/>
           </w:tcPr>
           <w:p>
             <w:r>
@@ -228,85 +241,85 @@
       <w:tr>
         <w:tc>
           <w:tcPr>
-            <w:tcW w:type="dxa" w:w="567"/>
-          </w:tcPr>
-          <w:p/>
-        </w:tc>
-        <w:tc>
-          <w:tcPr>
-            <w:tcW w:type="dxa" w:w="567"/>
-          </w:tcPr>
-          <w:p/>
-        </w:tc>
-        <w:tc>
-          <w:tcPr>
-            <w:tcW w:type="dxa" w:w="567"/>
-          </w:tcPr>
-          <w:p/>
-        </w:tc>
-        <w:tc>
-          <w:tcPr>
-            <w:tcW w:type="dxa" w:w="567"/>
-          </w:tcPr>
-          <w:p/>
-        </w:tc>
-        <w:tc>
-          <w:tcPr>
-            <w:tcW w:type="dxa" w:w="567"/>
-          </w:tcPr>
-          <w:p/>
-        </w:tc>
-        <w:tc>
-          <w:tcPr>
-            <w:tcW w:type="dxa" w:w="567"/>
-          </w:tcPr>
-          <w:p/>
-        </w:tc>
-        <w:tc>
-          <w:tcPr>
-            <w:tcW w:type="dxa" w:w="567"/>
-          </w:tcPr>
-          <w:p/>
-        </w:tc>
-        <w:tc>
-          <w:tcPr>
-            <w:tcW w:type="dxa" w:w="567"/>
-          </w:tcPr>
-          <w:p/>
-        </w:tc>
-        <w:tc>
-          <w:tcPr>
-            <w:tcW w:type="dxa" w:w="1267"/>
-          </w:tcPr>
-          <w:p/>
-        </w:tc>
-        <w:tc>
-          <w:tcPr>
-            <w:tcW w:type="dxa" w:w="567"/>
-          </w:tcPr>
-          <w:p/>
-        </w:tc>
-        <w:tc>
-          <w:tcPr>
-            <w:tcW w:type="dxa" w:w="567"/>
-          </w:tcPr>
-          <w:p/>
-        </w:tc>
-        <w:tc>
-          <w:tcPr>
-            <w:tcW w:type="dxa" w:w="567"/>
-          </w:tcPr>
-          <w:p/>
-        </w:tc>
-        <w:tc>
-          <w:tcPr>
-            <w:tcW w:type="dxa" w:w="567"/>
-          </w:tcPr>
-          <w:p/>
-        </w:tc>
-        <w:tc>
-          <w:tcPr>
-            <w:tcW w:type="dxa" w:w="567"/>
+            <w:tcW w:type="dxa" w:w="900"/>
+          </w:tcPr>
+          <w:p/>
+        </w:tc>
+        <w:tc>
+          <w:tcPr>
+            <w:tcW w:type="dxa" w:w="900"/>
+          </w:tcPr>
+          <w:p/>
+        </w:tc>
+        <w:tc>
+          <w:tcPr>
+            <w:tcW w:type="dxa" w:w="900"/>
+          </w:tcPr>
+          <w:p/>
+        </w:tc>
+        <w:tc>
+          <w:tcPr>
+            <w:tcW w:type="dxa" w:w="900"/>
+          </w:tcPr>
+          <w:p/>
+        </w:tc>
+        <w:tc>
+          <w:tcPr>
+            <w:tcW w:type="dxa" w:w="1018"/>
+          </w:tcPr>
+          <w:p/>
+        </w:tc>
+        <w:tc>
+          <w:tcPr>
+            <w:tcW w:type="dxa" w:w="900"/>
+          </w:tcPr>
+          <w:p/>
+        </w:tc>
+        <w:tc>
+          <w:tcPr>
+            <w:tcW w:type="dxa" w:w="900"/>
+          </w:tcPr>
+          <w:p/>
+        </w:tc>
+        <w:tc>
+          <w:tcPr>
+            <w:tcW w:type="dxa" w:w="900"/>
+          </w:tcPr>
+          <w:p/>
+        </w:tc>
+        <w:tc>
+          <w:tcPr>
+            <w:tcW w:type="dxa" w:w="2582"/>
+          </w:tcPr>
+          <w:p/>
+        </w:tc>
+        <w:tc>
+          <w:tcPr>
+            <w:tcW w:type="dxa" w:w="900"/>
+          </w:tcPr>
+          <w:p/>
+        </w:tc>
+        <w:tc>
+          <w:tcPr>
+            <w:tcW w:type="dxa" w:w="900"/>
+          </w:tcPr>
+          <w:p/>
+        </w:tc>
+        <w:tc>
+          <w:tcPr>
+            <w:tcW w:type="dxa" w:w="900"/>
+          </w:tcPr>
+          <w:p/>
+        </w:tc>
+        <w:tc>
+          <w:tcPr>
+            <w:tcW w:type="dxa" w:w="900"/>
+          </w:tcPr>
+          <w:p/>
+        </w:tc>
+        <w:tc>
+          <w:tcPr>
+            <w:tcW w:type="dxa" w:w="900"/>
           </w:tcPr>
           <w:p/>
         </w:tc>
@@ -314,85 +327,85 @@
       <w:tr>
         <w:tc>
           <w:tcPr>
-            <w:tcW w:type="dxa" w:w="567"/>
-          </w:tcPr>
-          <w:p/>
-        </w:tc>
-        <w:tc>
-          <w:tcPr>
-            <w:tcW w:type="dxa" w:w="567"/>
-          </w:tcPr>
-          <w:p/>
-        </w:tc>
-        <w:tc>
-          <w:tcPr>
-            <w:tcW w:type="dxa" w:w="567"/>
-          </w:tcPr>
-          <w:p/>
-        </w:tc>
-        <w:tc>
-          <w:tcPr>
-            <w:tcW w:type="dxa" w:w="567"/>
-          </w:tcPr>
-          <w:p/>
-        </w:tc>
-        <w:tc>
-          <w:tcPr>
-            <w:tcW w:type="dxa" w:w="567"/>
-          </w:tcPr>
-          <w:p/>
-        </w:tc>
-        <w:tc>
-          <w:tcPr>
-            <w:tcW w:type="dxa" w:w="567"/>
-          </w:tcPr>
-          <w:p/>
-        </w:tc>
-        <w:tc>
-          <w:tcPr>
-            <w:tcW w:type="dxa" w:w="567"/>
-          </w:tcPr>
-          <w:p/>
-        </w:tc>
-        <w:tc>
-          <w:tcPr>
-            <w:tcW w:type="dxa" w:w="567"/>
-          </w:tcPr>
-          <w:p/>
-        </w:tc>
-        <w:tc>
-          <w:tcPr>
-            <w:tcW w:type="dxa" w:w="1267"/>
-          </w:tcPr>
-          <w:p/>
-        </w:tc>
-        <w:tc>
-          <w:tcPr>
-            <w:tcW w:type="dxa" w:w="567"/>
-          </w:tcPr>
-          <w:p/>
-        </w:tc>
-        <w:tc>
-          <w:tcPr>
-            <w:tcW w:type="dxa" w:w="567"/>
-          </w:tcPr>
-          <w:p/>
-        </w:tc>
-        <w:tc>
-          <w:tcPr>
-            <w:tcW w:type="dxa" w:w="567"/>
-          </w:tcPr>
-          <w:p/>
-        </w:tc>
-        <w:tc>
-          <w:tcPr>
-            <w:tcW w:type="dxa" w:w="567"/>
-          </w:tcPr>
-          <w:p/>
-        </w:tc>
-        <w:tc>
-          <w:tcPr>
-            <w:tcW w:type="dxa" w:w="567"/>
+            <w:tcW w:type="dxa" w:w="900"/>
+          </w:tcPr>
+          <w:p/>
+        </w:tc>
+        <w:tc>
+          <w:tcPr>
+            <w:tcW w:type="dxa" w:w="900"/>
+          </w:tcPr>
+          <w:p/>
+        </w:tc>
+        <w:tc>
+          <w:tcPr>
+            <w:tcW w:type="dxa" w:w="900"/>
+          </w:tcPr>
+          <w:p/>
+        </w:tc>
+        <w:tc>
+          <w:tcPr>
+            <w:tcW w:type="dxa" w:w="900"/>
+          </w:tcPr>
+          <w:p/>
+        </w:tc>
+        <w:tc>
+          <w:tcPr>
+            <w:tcW w:type="dxa" w:w="1018"/>
+          </w:tcPr>
+          <w:p/>
+        </w:tc>
+        <w:tc>
+          <w:tcPr>
+            <w:tcW w:type="dxa" w:w="900"/>
+          </w:tcPr>
+          <w:p/>
+        </w:tc>
+        <w:tc>
+          <w:tcPr>
+            <w:tcW w:type="dxa" w:w="900"/>
+          </w:tcPr>
+          <w:p/>
+        </w:tc>
+        <w:tc>
+          <w:tcPr>
+            <w:tcW w:type="dxa" w:w="900"/>
+          </w:tcPr>
+          <w:p/>
+        </w:tc>
+        <w:tc>
+          <w:tcPr>
+            <w:tcW w:type="dxa" w:w="2582"/>
+          </w:tcPr>
+          <w:p/>
+        </w:tc>
+        <w:tc>
+          <w:tcPr>
+            <w:tcW w:type="dxa" w:w="900"/>
+          </w:tcPr>
+          <w:p/>
+        </w:tc>
+        <w:tc>
+          <w:tcPr>
+            <w:tcW w:type="dxa" w:w="900"/>
+          </w:tcPr>
+          <w:p/>
+        </w:tc>
+        <w:tc>
+          <w:tcPr>
+            <w:tcW w:type="dxa" w:w="900"/>
+          </w:tcPr>
+          <w:p/>
+        </w:tc>
+        <w:tc>
+          <w:tcPr>
+            <w:tcW w:type="dxa" w:w="900"/>
+          </w:tcPr>
+          <w:p/>
+        </w:tc>
+        <w:tc>
+          <w:tcPr>
+            <w:tcW w:type="dxa" w:w="900"/>
           </w:tcPr>
           <w:p/>
         </w:tc>
@@ -400,85 +413,85 @@
       <w:tr>
         <w:tc>
           <w:tcPr>
-            <w:tcW w:type="dxa" w:w="567"/>
-          </w:tcPr>
-          <w:p/>
-        </w:tc>
-        <w:tc>
-          <w:tcPr>
-            <w:tcW w:type="dxa" w:w="567"/>
-          </w:tcPr>
-          <w:p/>
-        </w:tc>
-        <w:tc>
-          <w:tcPr>
-            <w:tcW w:type="dxa" w:w="567"/>
-          </w:tcPr>
-          <w:p/>
-        </w:tc>
-        <w:tc>
-          <w:tcPr>
-            <w:tcW w:type="dxa" w:w="567"/>
-          </w:tcPr>
-          <w:p/>
-        </w:tc>
-        <w:tc>
-          <w:tcPr>
-            <w:tcW w:type="dxa" w:w="567"/>
-          </w:tcPr>
-          <w:p/>
-        </w:tc>
-        <w:tc>
-          <w:tcPr>
-            <w:tcW w:type="dxa" w:w="567"/>
-          </w:tcPr>
-          <w:p/>
-        </w:tc>
-        <w:tc>
-          <w:tcPr>
-            <w:tcW w:type="dxa" w:w="567"/>
-          </w:tcPr>
-          <w:p/>
-        </w:tc>
-        <w:tc>
-          <w:tcPr>
-            <w:tcW w:type="dxa" w:w="567"/>
-          </w:tcPr>
-          <w:p/>
-        </w:tc>
-        <w:tc>
-          <w:tcPr>
-            <w:tcW w:type="dxa" w:w="1267"/>
-          </w:tcPr>
-          <w:p/>
-        </w:tc>
-        <w:tc>
-          <w:tcPr>
-            <w:tcW w:type="dxa" w:w="567"/>
-          </w:tcPr>
-          <w:p/>
-        </w:tc>
-        <w:tc>
-          <w:tcPr>
-            <w:tcW w:type="dxa" w:w="567"/>
-          </w:tcPr>
-          <w:p/>
-        </w:tc>
-        <w:tc>
-          <w:tcPr>
-            <w:tcW w:type="dxa" w:w="567"/>
-          </w:tcPr>
-          <w:p/>
-        </w:tc>
-        <w:tc>
-          <w:tcPr>
-            <w:tcW w:type="dxa" w:w="567"/>
-          </w:tcPr>
-          <w:p/>
-        </w:tc>
-        <w:tc>
-          <w:tcPr>
-            <w:tcW w:type="dxa" w:w="567"/>
+            <w:tcW w:type="dxa" w:w="900"/>
+          </w:tcPr>
+          <w:p/>
+        </w:tc>
+        <w:tc>
+          <w:tcPr>
+            <w:tcW w:type="dxa" w:w="900"/>
+          </w:tcPr>
+          <w:p/>
+        </w:tc>
+        <w:tc>
+          <w:tcPr>
+            <w:tcW w:type="dxa" w:w="900"/>
+          </w:tcPr>
+          <w:p/>
+        </w:tc>
+        <w:tc>
+          <w:tcPr>
+            <w:tcW w:type="dxa" w:w="900"/>
+          </w:tcPr>
+          <w:p/>
+        </w:tc>
+        <w:tc>
+          <w:tcPr>
+            <w:tcW w:type="dxa" w:w="1018"/>
+          </w:tcPr>
+          <w:p/>
+        </w:tc>
+        <w:tc>
+          <w:tcPr>
+            <w:tcW w:type="dxa" w:w="900"/>
+          </w:tcPr>
+          <w:p/>
+        </w:tc>
+        <w:tc>
+          <w:tcPr>
+            <w:tcW w:type="dxa" w:w="900"/>
+          </w:tcPr>
+          <w:p/>
+        </w:tc>
+        <w:tc>
+          <w:tcPr>
+            <w:tcW w:type="dxa" w:w="900"/>
+          </w:tcPr>
+          <w:p/>
+        </w:tc>
+        <w:tc>
+          <w:tcPr>
+            <w:tcW w:type="dxa" w:w="2582"/>
+          </w:tcPr>
+          <w:p/>
+        </w:tc>
+        <w:tc>
+          <w:tcPr>
+            <w:tcW w:type="dxa" w:w="900"/>
+          </w:tcPr>
+          <w:p/>
+        </w:tc>
+        <w:tc>
+          <w:tcPr>
+            <w:tcW w:type="dxa" w:w="900"/>
+          </w:tcPr>
+          <w:p/>
+        </w:tc>
+        <w:tc>
+          <w:tcPr>
+            <w:tcW w:type="dxa" w:w="900"/>
+          </w:tcPr>
+          <w:p/>
+        </w:tc>
+        <w:tc>
+          <w:tcPr>
+            <w:tcW w:type="dxa" w:w="900"/>
+          </w:tcPr>
+          <w:p/>
+        </w:tc>
+        <w:tc>
+          <w:tcPr>
+            <w:tcW w:type="dxa" w:w="900"/>
           </w:tcPr>
           <w:p/>
         </w:tc>
@@ -486,85 +499,85 @@
       <w:tr>
         <w:tc>
           <w:tcPr>
-            <w:tcW w:type="dxa" w:w="567"/>
-          </w:tcPr>
-          <w:p/>
-        </w:tc>
-        <w:tc>
-          <w:tcPr>
-            <w:tcW w:type="dxa" w:w="567"/>
-          </w:tcPr>
-          <w:p/>
-        </w:tc>
-        <w:tc>
-          <w:tcPr>
-            <w:tcW w:type="dxa" w:w="567"/>
-          </w:tcPr>
-          <w:p/>
-        </w:tc>
-        <w:tc>
-          <w:tcPr>
-            <w:tcW w:type="dxa" w:w="567"/>
-          </w:tcPr>
-          <w:p/>
-        </w:tc>
-        <w:tc>
-          <w:tcPr>
-            <w:tcW w:type="dxa" w:w="567"/>
-          </w:tcPr>
-          <w:p/>
-        </w:tc>
-        <w:tc>
-          <w:tcPr>
-            <w:tcW w:type="dxa" w:w="567"/>
-          </w:tcPr>
-          <w:p/>
-        </w:tc>
-        <w:tc>
-          <w:tcPr>
-            <w:tcW w:type="dxa" w:w="567"/>
-          </w:tcPr>
-          <w:p/>
-        </w:tc>
-        <w:tc>
-          <w:tcPr>
-            <w:tcW w:type="dxa" w:w="567"/>
-          </w:tcPr>
-          <w:p/>
-        </w:tc>
-        <w:tc>
-          <w:tcPr>
-            <w:tcW w:type="dxa" w:w="1267"/>
-          </w:tcPr>
-          <w:p/>
-        </w:tc>
-        <w:tc>
-          <w:tcPr>
-            <w:tcW w:type="dxa" w:w="567"/>
-          </w:tcPr>
-          <w:p/>
-        </w:tc>
-        <w:tc>
-          <w:tcPr>
-            <w:tcW w:type="dxa" w:w="567"/>
-          </w:tcPr>
-          <w:p/>
-        </w:tc>
-        <w:tc>
-          <w:tcPr>
-            <w:tcW w:type="dxa" w:w="567"/>
-          </w:tcPr>
-          <w:p/>
-        </w:tc>
-        <w:tc>
-          <w:tcPr>
-            <w:tcW w:type="dxa" w:w="567"/>
-          </w:tcPr>
-          <w:p/>
-        </w:tc>
-        <w:tc>
-          <w:tcPr>
-            <w:tcW w:type="dxa" w:w="567"/>
+            <w:tcW w:type="dxa" w:w="900"/>
+          </w:tcPr>
+          <w:p/>
+        </w:tc>
+        <w:tc>
+          <w:tcPr>
+            <w:tcW w:type="dxa" w:w="900"/>
+          </w:tcPr>
+          <w:p/>
+        </w:tc>
+        <w:tc>
+          <w:tcPr>
+            <w:tcW w:type="dxa" w:w="900"/>
+          </w:tcPr>
+          <w:p/>
+        </w:tc>
+        <w:tc>
+          <w:tcPr>
+            <w:tcW w:type="dxa" w:w="900"/>
+          </w:tcPr>
+          <w:p/>
+        </w:tc>
+        <w:tc>
+          <w:tcPr>
+            <w:tcW w:type="dxa" w:w="1018"/>
+          </w:tcPr>
+          <w:p/>
+        </w:tc>
+        <w:tc>
+          <w:tcPr>
+            <w:tcW w:type="dxa" w:w="900"/>
+          </w:tcPr>
+          <w:p/>
+        </w:tc>
+        <w:tc>
+          <w:tcPr>
+            <w:tcW w:type="dxa" w:w="900"/>
+          </w:tcPr>
+          <w:p/>
+        </w:tc>
+        <w:tc>
+          <w:tcPr>
+            <w:tcW w:type="dxa" w:w="900"/>
+          </w:tcPr>
+          <w:p/>
+        </w:tc>
+        <w:tc>
+          <w:tcPr>
+            <w:tcW w:type="dxa" w:w="2582"/>
+          </w:tcPr>
+          <w:p/>
+        </w:tc>
+        <w:tc>
+          <w:tcPr>
+            <w:tcW w:type="dxa" w:w="900"/>
+          </w:tcPr>
+          <w:p/>
+        </w:tc>
+        <w:tc>
+          <w:tcPr>
+            <w:tcW w:type="dxa" w:w="900"/>
+          </w:tcPr>
+          <w:p/>
+        </w:tc>
+        <w:tc>
+          <w:tcPr>
+            <w:tcW w:type="dxa" w:w="900"/>
+          </w:tcPr>
+          <w:p/>
+        </w:tc>
+        <w:tc>
+          <w:tcPr>
+            <w:tcW w:type="dxa" w:w="900"/>
+          </w:tcPr>
+          <w:p/>
+        </w:tc>
+        <w:tc>
+          <w:tcPr>
+            <w:tcW w:type="dxa" w:w="900"/>
           </w:tcPr>
           <w:p/>
         </w:tc>
@@ -572,7 +585,7 @@
       <w:tr>
         <w:tc>
           <w:tcPr>
-            <w:tcW w:type="dxa" w:w="567"/>
+            <w:tcW w:type="dxa" w:w="900"/>
           </w:tcPr>
           <w:p>
             <w:r>
@@ -582,7 +595,7 @@
         </w:tc>
         <w:tc>
           <w:tcPr>
-            <w:tcW w:type="dxa" w:w="567"/>
+            <w:tcW w:type="dxa" w:w="900"/>
           </w:tcPr>
           <w:p>
             <w:r>
@@ -592,7 +605,7 @@
         </w:tc>
         <w:tc>
           <w:tcPr>
-            <w:tcW w:type="dxa" w:w="567"/>
+            <w:tcW w:type="dxa" w:w="900"/>
           </w:tcPr>
           <w:p>
             <w:r>
@@ -602,7 +615,7 @@
         </w:tc>
         <w:tc>
           <w:tcPr>
-            <w:tcW w:type="dxa" w:w="567"/>
+            <w:tcW w:type="dxa" w:w="900"/>
           </w:tcPr>
           <w:p>
             <w:r>
@@ -612,7 +625,7 @@
         </w:tc>
         <w:tc>
           <w:tcPr>
-            <w:tcW w:type="dxa" w:w="567"/>
+            <w:tcW w:type="dxa" w:w="1018"/>
           </w:tcPr>
           <w:p>
             <w:r>
@@ -622,7 +635,7 @@
         </w:tc>
         <w:tc>
           <w:tcPr>
-            <w:tcW w:type="dxa" w:w="567"/>
+            <w:tcW w:type="dxa" w:w="900"/>
           </w:tcPr>
           <w:p>
             <w:r>
@@ -632,7 +645,7 @@
         </w:tc>
         <w:tc>
           <w:tcPr>
-            <w:tcW w:type="dxa" w:w="567"/>
+            <w:tcW w:type="dxa" w:w="900"/>
           </w:tcPr>
           <w:p>
             <w:r>
@@ -642,7 +655,7 @@
         </w:tc>
         <w:tc>
           <w:tcPr>
-            <w:tcW w:type="dxa" w:w="567"/>
+            <w:tcW w:type="dxa" w:w="900"/>
           </w:tcPr>
           <w:p>
             <w:r>
@@ -652,7 +665,7 @@
         </w:tc>
         <w:tc>
           <w:tcPr>
-            <w:tcW w:type="dxa" w:w="1267"/>
+            <w:tcW w:type="dxa" w:w="2582"/>
           </w:tcPr>
           <w:p>
             <w:r>
@@ -662,7 +675,7 @@
         </w:tc>
         <w:tc>
           <w:tcPr>
-            <w:tcW w:type="dxa" w:w="567"/>
+            <w:tcW w:type="dxa" w:w="900"/>
           </w:tcPr>
           <w:p>
             <w:r>
@@ -672,7 +685,7 @@
         </w:tc>
         <w:tc>
           <w:tcPr>
-            <w:tcW w:type="dxa" w:w="567"/>
+            <w:tcW w:type="dxa" w:w="900"/>
           </w:tcPr>
           <w:p>
             <w:r>
@@ -682,7 +695,7 @@
         </w:tc>
         <w:tc>
           <w:tcPr>
-            <w:tcW w:type="dxa" w:w="567"/>
+            <w:tcW w:type="dxa" w:w="900"/>
           </w:tcPr>
           <w:p>
             <w:r>
@@ -692,7 +705,7 @@
         </w:tc>
         <w:tc>
           <w:tcPr>
-            <w:tcW w:type="dxa" w:w="567"/>
+            <w:tcW w:type="dxa" w:w="900"/>
           </w:tcPr>
           <w:p>
             <w:r>
@@ -702,7 +715,7 @@
         </w:tc>
         <w:tc>
           <w:tcPr>
-            <w:tcW w:type="dxa" w:w="567"/>
+            <w:tcW w:type="dxa" w:w="900"/>
           </w:tcPr>
           <w:p>
             <w:r>
@@ -712,6 +725,19 @@
         </w:tc>
       </w:tr>
     </w:tbl>
+    <w:p>
+      <w:pPr>
+        <w:spacing w:before="0" w:after="0" w:line="20" w:lineRule="exact"/>
+        <w:rPr>
+          <w:sz w:val="2"/>
+          <w:szCs w:val="2"/>
+        </w:rPr>
+        <w:sectPr>
+          <w:pgSz w:w="15840" w:h="12240" w:orient="landscape"/>
+          <w:pgMar w:top="1440" w:right="720" w:bottom="1440" w:left="720"/>
+        </w:sectPr>
+      </w:pPr>
+    </w:p>
     <w:p/>
     <w:p>
       <w:r>

--- a/app/templates/PLI_M09.docx
+++ b/app/templates/PLI_M09.docx
@@ -11,19 +11,6 @@
       <w:r>
         <w:t>Mẫu số 9</w:t>
       </w:r>
-    </w:p>
-    <w:p>
-      <w:pPr>
-        <w:spacing w:before="0" w:after="0" w:line="20" w:lineRule="exact"/>
-        <w:rPr>
-          <w:sz w:val="2"/>
-          <w:szCs w:val="2"/>
-        </w:rPr>
-        <w:sectPr>
-          <w:pgSz w:w="12240" w:h="15840"/>
-          <w:pgMar w:top="1440" w:right="1800" w:bottom="1440" w:left="1800"/>
-        </w:sectPr>
-      </w:pPr>
     </w:p>
     <w:tbl>
       <w:tblPr>
@@ -729,6 +716,7 @@
       <w:pPr>
         <w:spacing w:before="0" w:after="0" w:line="20" w:lineRule="exact"/>
         <w:rPr>
+          <w:vanish/>
           <w:sz w:val="2"/>
           <w:szCs w:val="2"/>
         </w:rPr>

--- a/app/templates/PLI_M09.docx
+++ b/app/templates/PLI_M09.docx
@@ -1344,6 +1344,14 @@
           <w:sz w:val="24"/>
           <w:sz-cs w:val="24"/>
         </w:rPr>
+        <w:t xml:space="preserve">{chk_ht_doc_lap} </w:t>
+      </w:r>
+      <w:r>
+        <w:rPr>
+          <w:rFonts w:ascii="Arial" w:hAnsi="Arial" w:cs="Arial"/>
+          <w:sz w:val="24"/>
+          <w:sz-cs w:val="24"/>
+        </w:rPr>
         <w:t xml:space="preserve">Hạch toán độc lập</w:t>
       </w:r>
     </w:p>
@@ -1357,19 +1365,6 @@
           <w:sz w:val="24"/>
           <w:sz-cs w:val="24"/>
         </w:rPr>
-        <w:t>{chk_ht_doc_lap}</w:t>
-      </w:r>
-    </w:p>
-    <w:p>
-      <w:pPr>
-        <w:spacing w:before="120"/>
-      </w:pPr>
-      <w:r>
-        <w:rPr>
-          <w:rFonts w:ascii="Arial" w:hAnsi="Arial" w:cs="Arial"/>
-          <w:sz w:val="24"/>
-          <w:sz-cs w:val="24"/>
-        </w:rPr>
         <w:t xml:space="preserve"/>
       </w:r>
     </w:p>
@@ -1409,6 +1404,14 @@
           <w:sz w:val="24"/>
           <w:sz-cs w:val="24"/>
         </w:rPr>
+        <w:t xml:space="preserve">{chk_ht_phu_thuoc} </w:t>
+      </w:r>
+      <w:r>
+        <w:rPr>
+          <w:rFonts w:ascii="Arial" w:hAnsi="Arial" w:cs="Arial"/>
+          <w:sz w:val="24"/>
+          <w:sz-cs w:val="24"/>
+        </w:rPr>
         <w:t xml:space="preserve">Hạch toán phụ thuộc</w:t>
       </w:r>
     </w:p>
@@ -1422,19 +1425,6 @@
           <w:sz w:val="24"/>
           <w:sz-cs w:val="24"/>
         </w:rPr>
-        <w:t>{chk_ht_phu_thuoc}</w:t>
-      </w:r>
-    </w:p>
-    <w:p>
-      <w:pPr>
-        <w:spacing w:before="120"/>
-      </w:pPr>
-      <w:r>
-        <w:rPr>
-          <w:rFonts w:ascii="Arial" w:hAnsi="Arial" w:cs="Arial"/>
-          <w:sz w:val="24"/>
-          <w:sz-cs w:val="24"/>
-        </w:rPr>
         <w:t xml:space="preserve"/>
       </w:r>
     </w:p>
@@ -1764,24 +1754,19 @@
           <w:sz w:val="24"/>
           <w:sz-cs w:val="24"/>
         </w:rPr>
+        <w:t xml:space="preserve">{chk_gtgt_khoan_tru} </w:t>
+      </w:r>
+      <w:r>
+        <w:rPr>
+          <w:rFonts w:ascii="Arial" w:hAnsi="Arial" w:cs="Arial"/>
+          <w:sz w:val="24"/>
+          <w:sz-cs w:val="24"/>
+        </w:rPr>
         <w:t xml:space="preserve">Khấu trừ</w:t>
       </w:r>
     </w:p>
     <w:p>
       <w:pPr>
-        <w:spacing w:before="120"/>
-      </w:pPr>
-      <w:r>
-        <w:rPr>
-          <w:rFonts w:ascii="Arial" w:hAnsi="Arial" w:cs="Arial"/>
-          <w:sz w:val="24"/>
-          <w:sz-cs w:val="24"/>
-        </w:rPr>
-        <w:t>{chk_gtgt_khoan_tru}</w:t>
-      </w:r>
-    </w:p>
-    <w:p>
-      <w:pPr>
         <w:jc w:val="center"/>
         <w:spacing w:before="120"/>
       </w:pPr>
@@ -1804,24 +1789,19 @@
           <w:sz w:val="24"/>
           <w:sz-cs w:val="24"/>
         </w:rPr>
+        <w:t xml:space="preserve">{chk_gtgt_truc_tiep_tren_gtgt} </w:t>
+      </w:r>
+      <w:r>
+        <w:rPr>
+          <w:rFonts w:ascii="Arial" w:hAnsi="Arial" w:cs="Arial"/>
+          <w:sz w:val="24"/>
+          <w:sz-cs w:val="24"/>
+        </w:rPr>
         <w:t xml:space="preserve">Trực tiếp trên GTGT</w:t>
       </w:r>
     </w:p>
     <w:p>
       <w:pPr>
-        <w:spacing w:before="120"/>
-      </w:pPr>
-      <w:r>
-        <w:rPr>
-          <w:rFonts w:ascii="Arial" w:hAnsi="Arial" w:cs="Arial"/>
-          <w:sz w:val="24"/>
-          <w:sz-cs w:val="24"/>
-        </w:rPr>
-        <w:t>{chk_gtgt_truc_tiep_tren_gtgt}</w:t>
-      </w:r>
-    </w:p>
-    <w:p>
-      <w:pPr>
         <w:jc w:val="center"/>
         <w:spacing w:before="120"/>
       </w:pPr>
@@ -1844,24 +1824,19 @@
           <w:sz w:val="24"/>
           <w:sz-cs w:val="24"/>
         </w:rPr>
+        <w:t xml:space="preserve">{chk_gtgt_truc_tiep_doanh_so} </w:t>
+      </w:r>
+      <w:r>
+        <w:rPr>
+          <w:rFonts w:ascii="Arial" w:hAnsi="Arial" w:cs="Arial"/>
+          <w:sz w:val="24"/>
+          <w:sz-cs w:val="24"/>
+        </w:rPr>
         <w:t xml:space="preserve">Trực tiếp trên doanh số</w:t>
       </w:r>
     </w:p>
     <w:p>
       <w:pPr>
-        <w:spacing w:before="120"/>
-      </w:pPr>
-      <w:r>
-        <w:rPr>
-          <w:rFonts w:ascii="Arial" w:hAnsi="Arial" w:cs="Arial"/>
-          <w:sz w:val="24"/>
-          <w:sz-cs w:val="24"/>
-        </w:rPr>
-        <w:t>{chk_gtgt_truc_tiep_doanh_so}</w:t>
-      </w:r>
-    </w:p>
-    <w:p>
-      <w:pPr>
         <w:jc w:val="center"/>
         <w:spacing w:before="120"/>
       </w:pPr>
@@ -1884,20 +1859,15 @@
           <w:sz w:val="24"/>
           <w:sz-cs w:val="24"/>
         </w:rPr>
+        <w:t xml:space="preserve">{chk_gtgt_khong_phai_nop} </w:t>
+      </w:r>
+      <w:r>
+        <w:rPr>
+          <w:rFonts w:ascii="Arial" w:hAnsi="Arial" w:cs="Arial"/>
+          <w:sz w:val="24"/>
+          <w:sz-cs w:val="24"/>
+        </w:rPr>
         <w:t xml:space="preserve">Không phải nộp thuế GTGT</w:t>
-      </w:r>
-    </w:p>
-    <w:p>
-      <w:pPr>
-        <w:spacing w:before="120"/>
-      </w:pPr>
-      <w:r>
-        <w:rPr>
-          <w:rFonts w:ascii="Arial" w:hAnsi="Arial" w:cs="Arial"/>
-          <w:sz w:val="24"/>
-          <w:sz-cs w:val="24"/>
-        </w:rPr>
-        <w:t>{chk_gtgt_khong_phai_nop}</w:t>
       </w:r>
     </w:p>
     <w:p>

--- a/app/templates/PLI_M09.docx
+++ b/app/templates/PLI_M09.docx
@@ -27,18 +27,18 @@
       </w:tblPr>
       <w:tblGrid>
         <w:gridCol w:w="900"/>
+        <w:gridCol w:w="1084"/>
+        <w:gridCol w:w="945"/>
         <w:gridCol w:w="900"/>
+        <w:gridCol w:w="1416"/>
+        <w:gridCol w:w="1143"/>
+        <w:gridCol w:w="909"/>
+        <w:gridCol w:w="1084"/>
+        <w:gridCol w:w="1290"/>
         <w:gridCol w:w="900"/>
+        <w:gridCol w:w="945"/>
         <w:gridCol w:w="900"/>
-        <w:gridCol w:w="1018"/>
-        <w:gridCol w:w="900"/>
-        <w:gridCol w:w="900"/>
-        <w:gridCol w:w="900"/>
-        <w:gridCol w:w="2582"/>
-        <w:gridCol w:w="900"/>
-        <w:gridCol w:w="900"/>
-        <w:gridCol w:w="900"/>
-        <w:gridCol w:w="900"/>
+        <w:gridCol w:w="1084"/>
         <w:gridCol w:w="900"/>
       </w:tblGrid>
       <w:tr>
@@ -57,7 +57,7 @@
         </w:tc>
         <w:tc>
           <w:tcPr>
-            <w:tcW w:type="dxa" w:w="900"/>
+            <w:tcW w:type="dxa" w:w="1084"/>
           </w:tcPr>
           <w:p>
             <w:r>
@@ -70,7 +70,7 @@
         </w:tc>
         <w:tc>
           <w:tcPr>
-            <w:tcW w:type="dxa" w:w="900"/>
+            <w:tcW w:type="dxa" w:w="945"/>
           </w:tcPr>
           <w:p>
             <w:r>
@@ -96,7 +96,7 @@
         </w:tc>
         <w:tc>
           <w:tcPr>
-            <w:tcW w:type="dxa" w:w="1018"/>
+            <w:tcW w:type="dxa" w:w="1416"/>
           </w:tcPr>
           <w:p>
             <w:r>
@@ -109,7 +109,7 @@
         </w:tc>
         <w:tc>
           <w:tcPr>
-            <w:tcW w:type="dxa" w:w="900"/>
+            <w:tcW w:type="dxa" w:w="1143"/>
           </w:tcPr>
           <w:p>
             <w:r>
@@ -122,7 +122,7 @@
         </w:tc>
         <w:tc>
           <w:tcPr>
-            <w:tcW w:type="dxa" w:w="900"/>
+            <w:tcW w:type="dxa" w:w="909"/>
           </w:tcPr>
           <w:p>
             <w:r>
@@ -135,7 +135,7 @@
         </w:tc>
         <w:tc>
           <w:tcPr>
-            <w:tcW w:type="dxa" w:w="900"/>
+            <w:tcW w:type="dxa" w:w="1084"/>
           </w:tcPr>
           <w:p>
             <w:r>
@@ -148,7 +148,7 @@
         </w:tc>
         <w:tc>
           <w:tcPr>
-            <w:tcW w:type="dxa" w:w="2582"/>
+            <w:tcW w:type="dxa" w:w="1290"/>
           </w:tcPr>
           <w:p>
             <w:r>
@@ -174,7 +174,7 @@
         </w:tc>
         <w:tc>
           <w:tcPr>
-            <w:tcW w:type="dxa" w:w="900"/>
+            <w:tcW w:type="dxa" w:w="945"/>
           </w:tcPr>
           <w:p>
             <w:r>
@@ -200,7 +200,7 @@
         </w:tc>
         <w:tc>
           <w:tcPr>
-            <w:tcW w:type="dxa" w:w="900"/>
+            <w:tcW w:type="dxa" w:w="1084"/>
           </w:tcPr>
           <w:p>
             <w:r>
@@ -234,73 +234,73 @@
         </w:tc>
         <w:tc>
           <w:tcPr>
+            <w:tcW w:type="dxa" w:w="1084"/>
+          </w:tcPr>
+          <w:p/>
+        </w:tc>
+        <w:tc>
+          <w:tcPr>
+            <w:tcW w:type="dxa" w:w="945"/>
+          </w:tcPr>
+          <w:p/>
+        </w:tc>
+        <w:tc>
+          <w:tcPr>
             <w:tcW w:type="dxa" w:w="900"/>
           </w:tcPr>
           <w:p/>
         </w:tc>
         <w:tc>
           <w:tcPr>
+            <w:tcW w:type="dxa" w:w="1416"/>
+          </w:tcPr>
+          <w:p/>
+        </w:tc>
+        <w:tc>
+          <w:tcPr>
+            <w:tcW w:type="dxa" w:w="1143"/>
+          </w:tcPr>
+          <w:p/>
+        </w:tc>
+        <w:tc>
+          <w:tcPr>
+            <w:tcW w:type="dxa" w:w="909"/>
+          </w:tcPr>
+          <w:p/>
+        </w:tc>
+        <w:tc>
+          <w:tcPr>
+            <w:tcW w:type="dxa" w:w="1084"/>
+          </w:tcPr>
+          <w:p/>
+        </w:tc>
+        <w:tc>
+          <w:tcPr>
+            <w:tcW w:type="dxa" w:w="1290"/>
+          </w:tcPr>
+          <w:p/>
+        </w:tc>
+        <w:tc>
+          <w:tcPr>
             <w:tcW w:type="dxa" w:w="900"/>
           </w:tcPr>
           <w:p/>
         </w:tc>
         <w:tc>
           <w:tcPr>
+            <w:tcW w:type="dxa" w:w="945"/>
+          </w:tcPr>
+          <w:p/>
+        </w:tc>
+        <w:tc>
+          <w:tcPr>
             <w:tcW w:type="dxa" w:w="900"/>
           </w:tcPr>
           <w:p/>
         </w:tc>
         <w:tc>
           <w:tcPr>
-            <w:tcW w:type="dxa" w:w="1018"/>
-          </w:tcPr>
-          <w:p/>
-        </w:tc>
-        <w:tc>
-          <w:tcPr>
-            <w:tcW w:type="dxa" w:w="900"/>
-          </w:tcPr>
-          <w:p/>
-        </w:tc>
-        <w:tc>
-          <w:tcPr>
-            <w:tcW w:type="dxa" w:w="900"/>
-          </w:tcPr>
-          <w:p/>
-        </w:tc>
-        <w:tc>
-          <w:tcPr>
-            <w:tcW w:type="dxa" w:w="900"/>
-          </w:tcPr>
-          <w:p/>
-        </w:tc>
-        <w:tc>
-          <w:tcPr>
-            <w:tcW w:type="dxa" w:w="2582"/>
-          </w:tcPr>
-          <w:p/>
-        </w:tc>
-        <w:tc>
-          <w:tcPr>
-            <w:tcW w:type="dxa" w:w="900"/>
-          </w:tcPr>
-          <w:p/>
-        </w:tc>
-        <w:tc>
-          <w:tcPr>
-            <w:tcW w:type="dxa" w:w="900"/>
-          </w:tcPr>
-          <w:p/>
-        </w:tc>
-        <w:tc>
-          <w:tcPr>
-            <w:tcW w:type="dxa" w:w="900"/>
-          </w:tcPr>
-          <w:p/>
-        </w:tc>
-        <w:tc>
-          <w:tcPr>
-            <w:tcW w:type="dxa" w:w="900"/>
+            <w:tcW w:type="dxa" w:w="1084"/>
           </w:tcPr>
           <w:p/>
         </w:tc>
@@ -320,73 +320,73 @@
         </w:tc>
         <w:tc>
           <w:tcPr>
+            <w:tcW w:type="dxa" w:w="1084"/>
+          </w:tcPr>
+          <w:p/>
+        </w:tc>
+        <w:tc>
+          <w:tcPr>
+            <w:tcW w:type="dxa" w:w="945"/>
+          </w:tcPr>
+          <w:p/>
+        </w:tc>
+        <w:tc>
+          <w:tcPr>
             <w:tcW w:type="dxa" w:w="900"/>
           </w:tcPr>
           <w:p/>
         </w:tc>
         <w:tc>
           <w:tcPr>
+            <w:tcW w:type="dxa" w:w="1416"/>
+          </w:tcPr>
+          <w:p/>
+        </w:tc>
+        <w:tc>
+          <w:tcPr>
+            <w:tcW w:type="dxa" w:w="1143"/>
+          </w:tcPr>
+          <w:p/>
+        </w:tc>
+        <w:tc>
+          <w:tcPr>
+            <w:tcW w:type="dxa" w:w="909"/>
+          </w:tcPr>
+          <w:p/>
+        </w:tc>
+        <w:tc>
+          <w:tcPr>
+            <w:tcW w:type="dxa" w:w="1084"/>
+          </w:tcPr>
+          <w:p/>
+        </w:tc>
+        <w:tc>
+          <w:tcPr>
+            <w:tcW w:type="dxa" w:w="1290"/>
+          </w:tcPr>
+          <w:p/>
+        </w:tc>
+        <w:tc>
+          <w:tcPr>
             <w:tcW w:type="dxa" w:w="900"/>
           </w:tcPr>
           <w:p/>
         </w:tc>
         <w:tc>
           <w:tcPr>
+            <w:tcW w:type="dxa" w:w="945"/>
+          </w:tcPr>
+          <w:p/>
+        </w:tc>
+        <w:tc>
+          <w:tcPr>
             <w:tcW w:type="dxa" w:w="900"/>
           </w:tcPr>
           <w:p/>
         </w:tc>
         <w:tc>
           <w:tcPr>
-            <w:tcW w:type="dxa" w:w="1018"/>
-          </w:tcPr>
-          <w:p/>
-        </w:tc>
-        <w:tc>
-          <w:tcPr>
-            <w:tcW w:type="dxa" w:w="900"/>
-          </w:tcPr>
-          <w:p/>
-        </w:tc>
-        <w:tc>
-          <w:tcPr>
-            <w:tcW w:type="dxa" w:w="900"/>
-          </w:tcPr>
-          <w:p/>
-        </w:tc>
-        <w:tc>
-          <w:tcPr>
-            <w:tcW w:type="dxa" w:w="900"/>
-          </w:tcPr>
-          <w:p/>
-        </w:tc>
-        <w:tc>
-          <w:tcPr>
-            <w:tcW w:type="dxa" w:w="2582"/>
-          </w:tcPr>
-          <w:p/>
-        </w:tc>
-        <w:tc>
-          <w:tcPr>
-            <w:tcW w:type="dxa" w:w="900"/>
-          </w:tcPr>
-          <w:p/>
-        </w:tc>
-        <w:tc>
-          <w:tcPr>
-            <w:tcW w:type="dxa" w:w="900"/>
-          </w:tcPr>
-          <w:p/>
-        </w:tc>
-        <w:tc>
-          <w:tcPr>
-            <w:tcW w:type="dxa" w:w="900"/>
-          </w:tcPr>
-          <w:p/>
-        </w:tc>
-        <w:tc>
-          <w:tcPr>
-            <w:tcW w:type="dxa" w:w="900"/>
+            <w:tcW w:type="dxa" w:w="1084"/>
           </w:tcPr>
           <w:p/>
         </w:tc>
@@ -406,73 +406,73 @@
         </w:tc>
         <w:tc>
           <w:tcPr>
+            <w:tcW w:type="dxa" w:w="1084"/>
+          </w:tcPr>
+          <w:p/>
+        </w:tc>
+        <w:tc>
+          <w:tcPr>
+            <w:tcW w:type="dxa" w:w="945"/>
+          </w:tcPr>
+          <w:p/>
+        </w:tc>
+        <w:tc>
+          <w:tcPr>
             <w:tcW w:type="dxa" w:w="900"/>
           </w:tcPr>
           <w:p/>
         </w:tc>
         <w:tc>
           <w:tcPr>
+            <w:tcW w:type="dxa" w:w="1416"/>
+          </w:tcPr>
+          <w:p/>
+        </w:tc>
+        <w:tc>
+          <w:tcPr>
+            <w:tcW w:type="dxa" w:w="1143"/>
+          </w:tcPr>
+          <w:p/>
+        </w:tc>
+        <w:tc>
+          <w:tcPr>
+            <w:tcW w:type="dxa" w:w="909"/>
+          </w:tcPr>
+          <w:p/>
+        </w:tc>
+        <w:tc>
+          <w:tcPr>
+            <w:tcW w:type="dxa" w:w="1084"/>
+          </w:tcPr>
+          <w:p/>
+        </w:tc>
+        <w:tc>
+          <w:tcPr>
+            <w:tcW w:type="dxa" w:w="1290"/>
+          </w:tcPr>
+          <w:p/>
+        </w:tc>
+        <w:tc>
+          <w:tcPr>
             <w:tcW w:type="dxa" w:w="900"/>
           </w:tcPr>
           <w:p/>
         </w:tc>
         <w:tc>
           <w:tcPr>
+            <w:tcW w:type="dxa" w:w="945"/>
+          </w:tcPr>
+          <w:p/>
+        </w:tc>
+        <w:tc>
+          <w:tcPr>
             <w:tcW w:type="dxa" w:w="900"/>
           </w:tcPr>
           <w:p/>
         </w:tc>
         <w:tc>
           <w:tcPr>
-            <w:tcW w:type="dxa" w:w="1018"/>
-          </w:tcPr>
-          <w:p/>
-        </w:tc>
-        <w:tc>
-          <w:tcPr>
-            <w:tcW w:type="dxa" w:w="900"/>
-          </w:tcPr>
-          <w:p/>
-        </w:tc>
-        <w:tc>
-          <w:tcPr>
-            <w:tcW w:type="dxa" w:w="900"/>
-          </w:tcPr>
-          <w:p/>
-        </w:tc>
-        <w:tc>
-          <w:tcPr>
-            <w:tcW w:type="dxa" w:w="900"/>
-          </w:tcPr>
-          <w:p/>
-        </w:tc>
-        <w:tc>
-          <w:tcPr>
-            <w:tcW w:type="dxa" w:w="2582"/>
-          </w:tcPr>
-          <w:p/>
-        </w:tc>
-        <w:tc>
-          <w:tcPr>
-            <w:tcW w:type="dxa" w:w="900"/>
-          </w:tcPr>
-          <w:p/>
-        </w:tc>
-        <w:tc>
-          <w:tcPr>
-            <w:tcW w:type="dxa" w:w="900"/>
-          </w:tcPr>
-          <w:p/>
-        </w:tc>
-        <w:tc>
-          <w:tcPr>
-            <w:tcW w:type="dxa" w:w="900"/>
-          </w:tcPr>
-          <w:p/>
-        </w:tc>
-        <w:tc>
-          <w:tcPr>
-            <w:tcW w:type="dxa" w:w="900"/>
+            <w:tcW w:type="dxa" w:w="1084"/>
           </w:tcPr>
           <w:p/>
         </w:tc>
@@ -492,73 +492,73 @@
         </w:tc>
         <w:tc>
           <w:tcPr>
+            <w:tcW w:type="dxa" w:w="1084"/>
+          </w:tcPr>
+          <w:p/>
+        </w:tc>
+        <w:tc>
+          <w:tcPr>
+            <w:tcW w:type="dxa" w:w="945"/>
+          </w:tcPr>
+          <w:p/>
+        </w:tc>
+        <w:tc>
+          <w:tcPr>
             <w:tcW w:type="dxa" w:w="900"/>
           </w:tcPr>
           <w:p/>
         </w:tc>
         <w:tc>
           <w:tcPr>
+            <w:tcW w:type="dxa" w:w="1416"/>
+          </w:tcPr>
+          <w:p/>
+        </w:tc>
+        <w:tc>
+          <w:tcPr>
+            <w:tcW w:type="dxa" w:w="1143"/>
+          </w:tcPr>
+          <w:p/>
+        </w:tc>
+        <w:tc>
+          <w:tcPr>
+            <w:tcW w:type="dxa" w:w="909"/>
+          </w:tcPr>
+          <w:p/>
+        </w:tc>
+        <w:tc>
+          <w:tcPr>
+            <w:tcW w:type="dxa" w:w="1084"/>
+          </w:tcPr>
+          <w:p/>
+        </w:tc>
+        <w:tc>
+          <w:tcPr>
+            <w:tcW w:type="dxa" w:w="1290"/>
+          </w:tcPr>
+          <w:p/>
+        </w:tc>
+        <w:tc>
+          <w:tcPr>
             <w:tcW w:type="dxa" w:w="900"/>
           </w:tcPr>
           <w:p/>
         </w:tc>
         <w:tc>
           <w:tcPr>
+            <w:tcW w:type="dxa" w:w="945"/>
+          </w:tcPr>
+          <w:p/>
+        </w:tc>
+        <w:tc>
+          <w:tcPr>
             <w:tcW w:type="dxa" w:w="900"/>
           </w:tcPr>
           <w:p/>
         </w:tc>
         <w:tc>
           <w:tcPr>
-            <w:tcW w:type="dxa" w:w="1018"/>
-          </w:tcPr>
-          <w:p/>
-        </w:tc>
-        <w:tc>
-          <w:tcPr>
-            <w:tcW w:type="dxa" w:w="900"/>
-          </w:tcPr>
-          <w:p/>
-        </w:tc>
-        <w:tc>
-          <w:tcPr>
-            <w:tcW w:type="dxa" w:w="900"/>
-          </w:tcPr>
-          <w:p/>
-        </w:tc>
-        <w:tc>
-          <w:tcPr>
-            <w:tcW w:type="dxa" w:w="900"/>
-          </w:tcPr>
-          <w:p/>
-        </w:tc>
-        <w:tc>
-          <w:tcPr>
-            <w:tcW w:type="dxa" w:w="2582"/>
-          </w:tcPr>
-          <w:p/>
-        </w:tc>
-        <w:tc>
-          <w:tcPr>
-            <w:tcW w:type="dxa" w:w="900"/>
-          </w:tcPr>
-          <w:p/>
-        </w:tc>
-        <w:tc>
-          <w:tcPr>
-            <w:tcW w:type="dxa" w:w="900"/>
-          </w:tcPr>
-          <w:p/>
-        </w:tc>
-        <w:tc>
-          <w:tcPr>
-            <w:tcW w:type="dxa" w:w="900"/>
-          </w:tcPr>
-          <w:p/>
-        </w:tc>
-        <w:tc>
-          <w:tcPr>
-            <w:tcW w:type="dxa" w:w="900"/>
+            <w:tcW w:type="dxa" w:w="1084"/>
           </w:tcPr>
           <w:p/>
         </w:tc>
@@ -582,7 +582,7 @@
         </w:tc>
         <w:tc>
           <w:tcPr>
-            <w:tcW w:type="dxa" w:w="900"/>
+            <w:tcW w:type="dxa" w:w="1084"/>
           </w:tcPr>
           <w:p>
             <w:r>
@@ -592,7 +592,7 @@
         </w:tc>
         <w:tc>
           <w:tcPr>
-            <w:tcW w:type="dxa" w:w="900"/>
+            <w:tcW w:type="dxa" w:w="945"/>
           </w:tcPr>
           <w:p>
             <w:r>
@@ -612,7 +612,7 @@
         </w:tc>
         <w:tc>
           <w:tcPr>
-            <w:tcW w:type="dxa" w:w="1018"/>
+            <w:tcW w:type="dxa" w:w="1416"/>
           </w:tcPr>
           <w:p>
             <w:r>
@@ -622,7 +622,7 @@
         </w:tc>
         <w:tc>
           <w:tcPr>
-            <w:tcW w:type="dxa" w:w="900"/>
+            <w:tcW w:type="dxa" w:w="1143"/>
           </w:tcPr>
           <w:p>
             <w:r>
@@ -632,7 +632,7 @@
         </w:tc>
         <w:tc>
           <w:tcPr>
-            <w:tcW w:type="dxa" w:w="900"/>
+            <w:tcW w:type="dxa" w:w="909"/>
           </w:tcPr>
           <w:p>
             <w:r>
@@ -642,7 +642,7 @@
         </w:tc>
         <w:tc>
           <w:tcPr>
-            <w:tcW w:type="dxa" w:w="900"/>
+            <w:tcW w:type="dxa" w:w="1084"/>
           </w:tcPr>
           <w:p>
             <w:r>
@@ -652,7 +652,7 @@
         </w:tc>
         <w:tc>
           <w:tcPr>
-            <w:tcW w:type="dxa" w:w="2582"/>
+            <w:tcW w:type="dxa" w:w="1290"/>
           </w:tcPr>
           <w:p>
             <w:r>
@@ -672,7 +672,7 @@
         </w:tc>
         <w:tc>
           <w:tcPr>
-            <w:tcW w:type="dxa" w:w="900"/>
+            <w:tcW w:type="dxa" w:w="945"/>
           </w:tcPr>
           <w:p>
             <w:r>
@@ -692,7 +692,7 @@
         </w:tc>
         <w:tc>
           <w:tcPr>
-            <w:tcW w:type="dxa" w:w="900"/>
+            <w:tcW w:type="dxa" w:w="1084"/>
           </w:tcPr>
           <w:p>
             <w:r>

--- a/app/templates/PLI_M09.docx
+++ b/app/templates/PLI_M09.docx
@@ -834,20 +834,6 @@
           <w:sz w:val="24"/>
           <w:sz-cs w:val="24"/>
         </w:rPr>
-        <w:t xml:space="preserve">STT</w:t>
-      </w:r>
-    </w:p>
-    <w:p>
-      <w:pPr>
-        <w:jc w:val="center"/>
-        <w:spacing w:before="120"/>
-      </w:pPr>
-      <w:r>
-        <w:rPr>
-          <w:rFonts w:ascii="Arial" w:hAnsi="Arial" w:cs="Arial"/>
-          <w:sz w:val="24"/>
-          <w:sz-cs w:val="24"/>
-        </w:rPr>
         <w:t xml:space="preserve">Các chỉ tiêu thông tin đăng ký thuế</w:t>
       </w:r>
     </w:p>
@@ -2650,20 +2636,6 @@
           <w:b/>
         </w:rPr>
         <w:t xml:space="preserve"/>
-      </w:r>
-    </w:p>
-    <w:p>
-      <w:pPr>
-        <w:jc w:val="center"/>
-        <w:spacing w:before="120"/>
-      </w:pPr>
-      <w:r>
-        <w:rPr>
-          <w:rFonts w:ascii="Arial" w:hAnsi="Arial" w:cs="Arial"/>
-          <w:sz w:val="24"/>
-          <w:sz-cs w:val="24"/>
-        </w:rPr>
-        <w:t xml:space="preserve">STT</w:t>
       </w:r>
     </w:p>
     <w:p>

--- a/app/templates/PLI_M09.docx
+++ b/app/templates/PLI_M09.docx
@@ -27,18 +27,18 @@
       </w:tblPr>
       <w:tblGrid>
         <w:gridCol w:w="900"/>
-        <w:gridCol w:w="1084"/>
-        <w:gridCol w:w="945"/>
+        <w:gridCol w:w="1060"/>
+        <w:gridCol w:w="1175"/>
         <w:gridCol w:w="900"/>
-        <w:gridCol w:w="1416"/>
-        <w:gridCol w:w="1143"/>
-        <w:gridCol w:w="909"/>
-        <w:gridCol w:w="1084"/>
-        <w:gridCol w:w="1290"/>
+        <w:gridCol w:w="1348"/>
+        <w:gridCol w:w="1111"/>
+        <w:gridCol w:w="908"/>
+        <w:gridCol w:w="1060"/>
+        <w:gridCol w:w="1239"/>
         <w:gridCol w:w="900"/>
-        <w:gridCol w:w="945"/>
+        <w:gridCol w:w="939"/>
         <w:gridCol w:w="900"/>
-        <w:gridCol w:w="1084"/>
+        <w:gridCol w:w="1060"/>
         <w:gridCol w:w="900"/>
       </w:tblGrid>
       <w:tr>
@@ -57,7 +57,7 @@
         </w:tc>
         <w:tc>
           <w:tcPr>
-            <w:tcW w:type="dxa" w:w="1084"/>
+            <w:tcW w:type="dxa" w:w="1060"/>
           </w:tcPr>
           <w:p>
             <w:r>
@@ -70,7 +70,7 @@
         </w:tc>
         <w:tc>
           <w:tcPr>
-            <w:tcW w:type="dxa" w:w="945"/>
+            <w:tcW w:type="dxa" w:w="1175"/>
           </w:tcPr>
           <w:p>
             <w:r>
@@ -96,7 +96,7 @@
         </w:tc>
         <w:tc>
           <w:tcPr>
-            <w:tcW w:type="dxa" w:w="1416"/>
+            <w:tcW w:type="dxa" w:w="1348"/>
           </w:tcPr>
           <w:p>
             <w:r>
@@ -109,7 +109,7 @@
         </w:tc>
         <w:tc>
           <w:tcPr>
-            <w:tcW w:type="dxa" w:w="1143"/>
+            <w:tcW w:type="dxa" w:w="1111"/>
           </w:tcPr>
           <w:p>
             <w:r>
@@ -122,7 +122,7 @@
         </w:tc>
         <w:tc>
           <w:tcPr>
-            <w:tcW w:type="dxa" w:w="909"/>
+            <w:tcW w:type="dxa" w:w="908"/>
           </w:tcPr>
           <w:p>
             <w:r>
@@ -135,7 +135,7 @@
         </w:tc>
         <w:tc>
           <w:tcPr>
-            <w:tcW w:type="dxa" w:w="1084"/>
+            <w:tcW w:type="dxa" w:w="1060"/>
           </w:tcPr>
           <w:p>
             <w:r>
@@ -148,7 +148,7 @@
         </w:tc>
         <w:tc>
           <w:tcPr>
-            <w:tcW w:type="dxa" w:w="1290"/>
+            <w:tcW w:type="dxa" w:w="1239"/>
           </w:tcPr>
           <w:p>
             <w:r>
@@ -174,7 +174,7 @@
         </w:tc>
         <w:tc>
           <w:tcPr>
-            <w:tcW w:type="dxa" w:w="945"/>
+            <w:tcW w:type="dxa" w:w="939"/>
           </w:tcPr>
           <w:p>
             <w:r>
@@ -200,7 +200,7 @@
         </w:tc>
         <w:tc>
           <w:tcPr>
-            <w:tcW w:type="dxa" w:w="1084"/>
+            <w:tcW w:type="dxa" w:w="1060"/>
           </w:tcPr>
           <w:p>
             <w:r>
@@ -234,13 +234,13 @@
         </w:tc>
         <w:tc>
           <w:tcPr>
-            <w:tcW w:type="dxa" w:w="1084"/>
-          </w:tcPr>
-          <w:p/>
-        </w:tc>
-        <w:tc>
-          <w:tcPr>
-            <w:tcW w:type="dxa" w:w="945"/>
+            <w:tcW w:type="dxa" w:w="1060"/>
+          </w:tcPr>
+          <w:p/>
+        </w:tc>
+        <w:tc>
+          <w:tcPr>
+            <w:tcW w:type="dxa" w:w="1175"/>
           </w:tcPr>
           <w:p/>
         </w:tc>
@@ -252,31 +252,31 @@
         </w:tc>
         <w:tc>
           <w:tcPr>
-            <w:tcW w:type="dxa" w:w="1416"/>
-          </w:tcPr>
-          <w:p/>
-        </w:tc>
-        <w:tc>
-          <w:tcPr>
-            <w:tcW w:type="dxa" w:w="1143"/>
-          </w:tcPr>
-          <w:p/>
-        </w:tc>
-        <w:tc>
-          <w:tcPr>
-            <w:tcW w:type="dxa" w:w="909"/>
-          </w:tcPr>
-          <w:p/>
-        </w:tc>
-        <w:tc>
-          <w:tcPr>
-            <w:tcW w:type="dxa" w:w="1084"/>
-          </w:tcPr>
-          <w:p/>
-        </w:tc>
-        <w:tc>
-          <w:tcPr>
-            <w:tcW w:type="dxa" w:w="1290"/>
+            <w:tcW w:type="dxa" w:w="1348"/>
+          </w:tcPr>
+          <w:p/>
+        </w:tc>
+        <w:tc>
+          <w:tcPr>
+            <w:tcW w:type="dxa" w:w="1111"/>
+          </w:tcPr>
+          <w:p/>
+        </w:tc>
+        <w:tc>
+          <w:tcPr>
+            <w:tcW w:type="dxa" w:w="908"/>
+          </w:tcPr>
+          <w:p/>
+        </w:tc>
+        <w:tc>
+          <w:tcPr>
+            <w:tcW w:type="dxa" w:w="1060"/>
+          </w:tcPr>
+          <w:p/>
+        </w:tc>
+        <w:tc>
+          <w:tcPr>
+            <w:tcW w:type="dxa" w:w="1239"/>
           </w:tcPr>
           <w:p/>
         </w:tc>
@@ -288,7 +288,7 @@
         </w:tc>
         <w:tc>
           <w:tcPr>
-            <w:tcW w:type="dxa" w:w="945"/>
+            <w:tcW w:type="dxa" w:w="939"/>
           </w:tcPr>
           <w:p/>
         </w:tc>
@@ -300,7 +300,7 @@
         </w:tc>
         <w:tc>
           <w:tcPr>
-            <w:tcW w:type="dxa" w:w="1084"/>
+            <w:tcW w:type="dxa" w:w="1060"/>
           </w:tcPr>
           <w:p/>
         </w:tc>
@@ -320,13 +320,13 @@
         </w:tc>
         <w:tc>
           <w:tcPr>
-            <w:tcW w:type="dxa" w:w="1084"/>
-          </w:tcPr>
-          <w:p/>
-        </w:tc>
-        <w:tc>
-          <w:tcPr>
-            <w:tcW w:type="dxa" w:w="945"/>
+            <w:tcW w:type="dxa" w:w="1060"/>
+          </w:tcPr>
+          <w:p/>
+        </w:tc>
+        <w:tc>
+          <w:tcPr>
+            <w:tcW w:type="dxa" w:w="1175"/>
           </w:tcPr>
           <w:p/>
         </w:tc>
@@ -338,31 +338,31 @@
         </w:tc>
         <w:tc>
           <w:tcPr>
-            <w:tcW w:type="dxa" w:w="1416"/>
-          </w:tcPr>
-          <w:p/>
-        </w:tc>
-        <w:tc>
-          <w:tcPr>
-            <w:tcW w:type="dxa" w:w="1143"/>
-          </w:tcPr>
-          <w:p/>
-        </w:tc>
-        <w:tc>
-          <w:tcPr>
-            <w:tcW w:type="dxa" w:w="909"/>
-          </w:tcPr>
-          <w:p/>
-        </w:tc>
-        <w:tc>
-          <w:tcPr>
-            <w:tcW w:type="dxa" w:w="1084"/>
-          </w:tcPr>
-          <w:p/>
-        </w:tc>
-        <w:tc>
-          <w:tcPr>
-            <w:tcW w:type="dxa" w:w="1290"/>
+            <w:tcW w:type="dxa" w:w="1348"/>
+          </w:tcPr>
+          <w:p/>
+        </w:tc>
+        <w:tc>
+          <w:tcPr>
+            <w:tcW w:type="dxa" w:w="1111"/>
+          </w:tcPr>
+          <w:p/>
+        </w:tc>
+        <w:tc>
+          <w:tcPr>
+            <w:tcW w:type="dxa" w:w="908"/>
+          </w:tcPr>
+          <w:p/>
+        </w:tc>
+        <w:tc>
+          <w:tcPr>
+            <w:tcW w:type="dxa" w:w="1060"/>
+          </w:tcPr>
+          <w:p/>
+        </w:tc>
+        <w:tc>
+          <w:tcPr>
+            <w:tcW w:type="dxa" w:w="1239"/>
           </w:tcPr>
           <w:p/>
         </w:tc>
@@ -374,7 +374,7 @@
         </w:tc>
         <w:tc>
           <w:tcPr>
-            <w:tcW w:type="dxa" w:w="945"/>
+            <w:tcW w:type="dxa" w:w="939"/>
           </w:tcPr>
           <w:p/>
         </w:tc>
@@ -386,7 +386,7 @@
         </w:tc>
         <w:tc>
           <w:tcPr>
-            <w:tcW w:type="dxa" w:w="1084"/>
+            <w:tcW w:type="dxa" w:w="1060"/>
           </w:tcPr>
           <w:p/>
         </w:tc>
@@ -406,13 +406,13 @@
         </w:tc>
         <w:tc>
           <w:tcPr>
-            <w:tcW w:type="dxa" w:w="1084"/>
-          </w:tcPr>
-          <w:p/>
-        </w:tc>
-        <w:tc>
-          <w:tcPr>
-            <w:tcW w:type="dxa" w:w="945"/>
+            <w:tcW w:type="dxa" w:w="1060"/>
+          </w:tcPr>
+          <w:p/>
+        </w:tc>
+        <w:tc>
+          <w:tcPr>
+            <w:tcW w:type="dxa" w:w="1175"/>
           </w:tcPr>
           <w:p/>
         </w:tc>
@@ -424,31 +424,31 @@
         </w:tc>
         <w:tc>
           <w:tcPr>
-            <w:tcW w:type="dxa" w:w="1416"/>
-          </w:tcPr>
-          <w:p/>
-        </w:tc>
-        <w:tc>
-          <w:tcPr>
-            <w:tcW w:type="dxa" w:w="1143"/>
-          </w:tcPr>
-          <w:p/>
-        </w:tc>
-        <w:tc>
-          <w:tcPr>
-            <w:tcW w:type="dxa" w:w="909"/>
-          </w:tcPr>
-          <w:p/>
-        </w:tc>
-        <w:tc>
-          <w:tcPr>
-            <w:tcW w:type="dxa" w:w="1084"/>
-          </w:tcPr>
-          <w:p/>
-        </w:tc>
-        <w:tc>
-          <w:tcPr>
-            <w:tcW w:type="dxa" w:w="1290"/>
+            <w:tcW w:type="dxa" w:w="1348"/>
+          </w:tcPr>
+          <w:p/>
+        </w:tc>
+        <w:tc>
+          <w:tcPr>
+            <w:tcW w:type="dxa" w:w="1111"/>
+          </w:tcPr>
+          <w:p/>
+        </w:tc>
+        <w:tc>
+          <w:tcPr>
+            <w:tcW w:type="dxa" w:w="908"/>
+          </w:tcPr>
+          <w:p/>
+        </w:tc>
+        <w:tc>
+          <w:tcPr>
+            <w:tcW w:type="dxa" w:w="1060"/>
+          </w:tcPr>
+          <w:p/>
+        </w:tc>
+        <w:tc>
+          <w:tcPr>
+            <w:tcW w:type="dxa" w:w="1239"/>
           </w:tcPr>
           <w:p/>
         </w:tc>
@@ -460,7 +460,7 @@
         </w:tc>
         <w:tc>
           <w:tcPr>
-            <w:tcW w:type="dxa" w:w="945"/>
+            <w:tcW w:type="dxa" w:w="939"/>
           </w:tcPr>
           <w:p/>
         </w:tc>
@@ -472,7 +472,7 @@
         </w:tc>
         <w:tc>
           <w:tcPr>
-            <w:tcW w:type="dxa" w:w="1084"/>
+            <w:tcW w:type="dxa" w:w="1060"/>
           </w:tcPr>
           <w:p/>
         </w:tc>
@@ -492,13 +492,13 @@
         </w:tc>
         <w:tc>
           <w:tcPr>
-            <w:tcW w:type="dxa" w:w="1084"/>
-          </w:tcPr>
-          <w:p/>
-        </w:tc>
-        <w:tc>
-          <w:tcPr>
-            <w:tcW w:type="dxa" w:w="945"/>
+            <w:tcW w:type="dxa" w:w="1060"/>
+          </w:tcPr>
+          <w:p/>
+        </w:tc>
+        <w:tc>
+          <w:tcPr>
+            <w:tcW w:type="dxa" w:w="1175"/>
           </w:tcPr>
           <w:p/>
         </w:tc>
@@ -510,31 +510,31 @@
         </w:tc>
         <w:tc>
           <w:tcPr>
-            <w:tcW w:type="dxa" w:w="1416"/>
-          </w:tcPr>
-          <w:p/>
-        </w:tc>
-        <w:tc>
-          <w:tcPr>
-            <w:tcW w:type="dxa" w:w="1143"/>
-          </w:tcPr>
-          <w:p/>
-        </w:tc>
-        <w:tc>
-          <w:tcPr>
-            <w:tcW w:type="dxa" w:w="909"/>
-          </w:tcPr>
-          <w:p/>
-        </w:tc>
-        <w:tc>
-          <w:tcPr>
-            <w:tcW w:type="dxa" w:w="1084"/>
-          </w:tcPr>
-          <w:p/>
-        </w:tc>
-        <w:tc>
-          <w:tcPr>
-            <w:tcW w:type="dxa" w:w="1290"/>
+            <w:tcW w:type="dxa" w:w="1348"/>
+          </w:tcPr>
+          <w:p/>
+        </w:tc>
+        <w:tc>
+          <w:tcPr>
+            <w:tcW w:type="dxa" w:w="1111"/>
+          </w:tcPr>
+          <w:p/>
+        </w:tc>
+        <w:tc>
+          <w:tcPr>
+            <w:tcW w:type="dxa" w:w="908"/>
+          </w:tcPr>
+          <w:p/>
+        </w:tc>
+        <w:tc>
+          <w:tcPr>
+            <w:tcW w:type="dxa" w:w="1060"/>
+          </w:tcPr>
+          <w:p/>
+        </w:tc>
+        <w:tc>
+          <w:tcPr>
+            <w:tcW w:type="dxa" w:w="1239"/>
           </w:tcPr>
           <w:p/>
         </w:tc>
@@ -546,7 +546,7 @@
         </w:tc>
         <w:tc>
           <w:tcPr>
-            <w:tcW w:type="dxa" w:w="945"/>
+            <w:tcW w:type="dxa" w:w="939"/>
           </w:tcPr>
           <w:p/>
         </w:tc>
@@ -558,7 +558,7 @@
         </w:tc>
         <w:tc>
           <w:tcPr>
-            <w:tcW w:type="dxa" w:w="1084"/>
+            <w:tcW w:type="dxa" w:w="1060"/>
           </w:tcPr>
           <w:p/>
         </w:tc>
@@ -582,7 +582,7 @@
         </w:tc>
         <w:tc>
           <w:tcPr>
-            <w:tcW w:type="dxa" w:w="1084"/>
+            <w:tcW w:type="dxa" w:w="1060"/>
           </w:tcPr>
           <w:p>
             <w:r>
@@ -592,7 +592,7 @@
         </w:tc>
         <w:tc>
           <w:tcPr>
-            <w:tcW w:type="dxa" w:w="945"/>
+            <w:tcW w:type="dxa" w:w="1175"/>
           </w:tcPr>
           <w:p>
             <w:r>
@@ -612,7 +612,7 @@
         </w:tc>
         <w:tc>
           <w:tcPr>
-            <w:tcW w:type="dxa" w:w="1416"/>
+            <w:tcW w:type="dxa" w:w="1348"/>
           </w:tcPr>
           <w:p>
             <w:r>
@@ -622,7 +622,7 @@
         </w:tc>
         <w:tc>
           <w:tcPr>
-            <w:tcW w:type="dxa" w:w="1143"/>
+            <w:tcW w:type="dxa" w:w="1111"/>
           </w:tcPr>
           <w:p>
             <w:r>
@@ -632,7 +632,7 @@
         </w:tc>
         <w:tc>
           <w:tcPr>
-            <w:tcW w:type="dxa" w:w="909"/>
+            <w:tcW w:type="dxa" w:w="908"/>
           </w:tcPr>
           <w:p>
             <w:r>
@@ -642,7 +642,7 @@
         </w:tc>
         <w:tc>
           <w:tcPr>
-            <w:tcW w:type="dxa" w:w="1084"/>
+            <w:tcW w:type="dxa" w:w="1060"/>
           </w:tcPr>
           <w:p>
             <w:r>
@@ -652,7 +652,7 @@
         </w:tc>
         <w:tc>
           <w:tcPr>
-            <w:tcW w:type="dxa" w:w="1290"/>
+            <w:tcW w:type="dxa" w:w="1239"/>
           </w:tcPr>
           <w:p>
             <w:r>
@@ -672,7 +672,7 @@
         </w:tc>
         <w:tc>
           <w:tcPr>
-            <w:tcW w:type="dxa" w:w="945"/>
+            <w:tcW w:type="dxa" w:w="939"/>
           </w:tcPr>
           <w:p>
             <w:r>
@@ -692,7 +692,7 @@
         </w:tc>
         <w:tc>
           <w:tcPr>
-            <w:tcW w:type="dxa" w:w="1084"/>
+            <w:tcW w:type="dxa" w:w="1060"/>
           </w:tcPr>
           <w:p>
             <w:r>

--- a/app/templates/PLI_M09.docx
+++ b/app/templates/PLI_M09.docx
@@ -2515,183 +2515,6 @@
           <w:sz-cs w:val="24"/>
         </w:rPr>
         <w:t xml:space="preserve">- Các thành viên hợp danh của công ty ký trực tiếp vào phần này. </w:t>
-      </w:r>
-    </w:p>
-    <w:p>
-      <w:pPr>
-        <w:jc w:val="center"/>
-        <w:spacing w:before="120"/>
-      </w:pPr>
-      <w:r>
-        <w:rPr>
-          <w:rFonts w:ascii="Arial" w:hAnsi="Arial" w:cs="Arial"/>
-          <w:sz w:val="24"/>
-          <w:sz-cs w:val="24"/>
-          <w:i/>
-        </w:rPr>
-        <w:t xml:space="preserve"/>
-      </w:r>
-    </w:p>
-    <w:p>
-      <w:pPr>
-        <w:spacing w:before="120"/>
-      </w:pPr>
-      <w:r>
-        <w:rPr>
-          <w:rFonts w:ascii="Arial" w:hAnsi="Arial" w:cs="Arial"/>
-          <w:sz w:val="24"/>
-          <w:sz-cs w:val="24"/>
-        </w:rPr>
-        <w:t xml:space="preserve">__________________________</w:t>
-      </w:r>
-    </w:p>
-    <w:p>
-      <w:pPr>
-        <w:spacing w:before="120"/>
-      </w:pPr>
-      <w:r>
-        <w:rPr>
-          <w:rFonts w:ascii="Arial" w:hAnsi="Arial" w:cs="Arial"/>
-          <w:sz w:val="24"/>
-          <w:sz-cs w:val="24"/>
-        </w:rPr>
-        <w:t xml:space="preserve"/>
-      </w:r>
-    </w:p>
-    <w:p>
-      <w:pPr>
-        <w:spacing w:before="120"/>
-      </w:pPr>
-      <w:r>
-        <w:rPr>
-          <w:rFonts w:ascii="Arial" w:hAnsi="Arial" w:cs="Arial"/>
-          <w:sz w:val="24"/>
-          <w:sz-cs w:val="24"/>
-        </w:rPr>
-        <w:t xml:space="preserve"/>
-      </w:r>
-    </w:p>
-    <w:p>
-      <w:pPr>
-        <w:spacing w:before="120"/>
-      </w:pPr>
-      <w:r>
-        <w:rPr>
-          <w:rFonts w:ascii="Arial" w:hAnsi="Arial" w:cs="Arial"/>
-          <w:sz w:val="24"/>
-          <w:sz-cs w:val="24"/>
-        </w:rPr>
-        <w:t xml:space="preserve">_________________________</w:t>
-      </w:r>
-    </w:p>
-    <w:p>
-      <w:pPr>
-        <w:spacing w:before="120"/>
-      </w:pPr>
-      <w:r>
-        <w:rPr>
-          <w:rFonts w:ascii="Arial" w:hAnsi="Arial" w:cs="Arial"/>
-          <w:sz w:val="24"/>
-          <w:sz-cs w:val="24"/>
-          <w:b/>
-        </w:rPr>
-        <w:t xml:space="preserve"/>
-      </w:r>
-    </w:p>
-    <w:p>
-      <w:pPr>
-        <w:spacing w:before="120"/>
-      </w:pPr>
-      <w:r>
-        <w:rPr>
-          <w:rFonts w:ascii="Arial" w:hAnsi="Arial" w:cs="Arial"/>
-          <w:sz w:val="24"/>
-          <w:sz-cs w:val="24"/>
-        </w:rPr>
-        <w:t xml:space="preserve"/>
-      </w:r>
-    </w:p>
-    <w:p>
-      <w:pPr>
-        <w:spacing w:before="120"/>
-      </w:pPr>
-      <w:r>
-        <w:rPr>
-          <w:rFonts w:ascii="Arial" w:hAnsi="Arial" w:cs="Arial"/>
-          <w:sz w:val="24"/>
-          <w:sz-cs w:val="24"/>
-        </w:rPr>
-        <w:t xml:space="preserve">_________________________</w:t>
-      </w:r>
-    </w:p>
-    <w:p>
-      <w:pPr>
-        <w:spacing w:before="120"/>
-      </w:pPr>
-      <w:r>
-        <w:rPr>
-          <w:rFonts w:ascii="Arial" w:hAnsi="Arial" w:cs="Arial"/>
-          <w:sz w:val="24"/>
-          <w:sz-cs w:val="24"/>
-          <w:b/>
-        </w:rPr>
-        <w:t xml:space="preserve"/>
-      </w:r>
-    </w:p>
-    <w:p>
-      <w:pPr>
-        <w:spacing w:before="120"/>
-      </w:pPr>
-      <w:r>
-        <w:rPr>
-          <w:rFonts w:ascii="Arial" w:hAnsi="Arial" w:cs="Arial"/>
-          <w:sz w:val="24"/>
-          <w:sz-cs w:val="24"/>
-          <w:b/>
-        </w:rPr>
-        <w:t xml:space="preserve"/>
-      </w:r>
-    </w:p>
-    <w:p>
-      <w:pPr>
-        <w:jc w:val="center"/>
-        <w:spacing w:before="120"/>
-      </w:pPr>
-      <w:r>
-        <w:rPr>
-          <w:rFonts w:ascii="Arial" w:hAnsi="Arial" w:cs="Arial"/>
-          <w:sz w:val="24"/>
-          <w:sz-cs w:val="24"/>
-          <w:i/>
-        </w:rPr>
-        <w:t xml:space="preserve"/>
-      </w:r>
-    </w:p>
-    <w:p>
-      <w:pPr>
-        <w:spacing w:before="120"/>
-      </w:pPr>
-      <w:r>
-        <w:rPr>
-          <w:rFonts w:ascii="Arial" w:hAnsi="Arial" w:cs="Arial"/>
-          <w:sz w:val="24"/>
-          <w:sz-cs w:val="24"/>
-        </w:rPr>
-        <w:t xml:space="preserve">______________________</w:t>
-      </w:r>
-    </w:p>
-    <w:p>
-      <w:pPr>
-        <w:spacing w:before="120"/>
-      </w:pPr>
-      <w:r>
-        <w:rPr>
-          <w:rFonts w:ascii="Arial" w:hAnsi="Arial" w:cs="Arial"/>
-          <w:sz w:val="24"/>
-          <w:sz-cs w:val="24"/>
-          <w:b/>
-        </w:rPr>
-        <w:t xml:space="preserve"/>
       </w:r>
     </w:p>
     <w:sectPr>
